--- a/Dao_tap_AI/Dinh_huong_Chatbot_AI_Quan_ly_dao_tao.docx
+++ b/Dao_tap_AI/Dinh_huong_Chatbot_AI_Quan_ly_dao_tao.docx
@@ -1,6 +1,6 @@
 
 <file path=word/document.xml><?xml version="1.0" encoding="utf-8"?>
-<w:document xmlns:wpc="http://schemas.microsoft.com/office/word/2010/wordprocessingCanvas" xmlns:cx="http://schemas.microsoft.com/office/drawing/2014/chartex" xmlns:cx1="http://schemas.microsoft.com/office/drawing/2015/9/8/chartex" xmlns:cx2="http://schemas.microsoft.com/office/drawing/2015/10/21/chartex" xmlns:cx3="http://schemas.microsoft.com/office/drawing/2016/5/9/chartex" xmlns:cx4="http://schemas.microsoft.com/office/drawing/2016/5/10/chartex" xmlns:cx5="http://schemas.microsoft.com/office/drawing/2016/5/11/chartex" xmlns:cx6="http://schemas.microsoft.com/office/drawing/2016/5/12/chartex" xmlns:cx7="http://schemas.microsoft.com/office/drawing/2016/5/13/chartex" xmlns:cx8="http://schemas.microsoft.com/office/drawing/2016/5/14/chartex" xmlns:mc="http://schemas.openxmlformats.org/markup-compatibility/2006" xmlns:aink="http://schemas.microsoft.com/office/drawing/2016/ink" xmlns:am3d="http://schemas.microsoft.com/office/drawing/2017/model3d" xmlns:o="urn:schemas-microsoft-com:office:office" xmlns:oel="http://schemas.microsoft.com/office/2019/extlst" xmlns:r="http://schemas.openxmlformats.org/officeDocument/2006/relationships" xmlns:m="http://schemas.openxmlformats.org/officeDocument/2006/math" xmlns:v="urn:schemas-microsoft-com:vml" xmlns:wp14="http://schemas.microsoft.com/office/word/2010/wordprocessingDrawing" xmlns:wp="http://schemas.openxmlformats.org/drawingml/2006/wordprocessingDrawing" xmlns:w10="urn:schemas-microsoft-com:office:word" xmlns:w="http://schemas.openxmlformats.org/wordprocessingml/2006/main" xmlns:w14="http://schemas.microsoft.com/office/word/2010/wordml" xmlns:w15="http://schemas.microsoft.com/office/word/2012/wordml" xmlns:w16cex="http://schemas.microsoft.com/office/word/2018/wordml/cex" xmlns:w16cid="http://schemas.microsoft.com/office/word/2016/wordml/cid" xmlns:w16="http://schemas.microsoft.com/office/word/2018/wordml" xmlns:w16du="http://schemas.microsoft.com/office/word/2023/wordml/word16du" xmlns:w16sdtdh="http://schemas.microsoft.com/office/word/2020/wordml/sdtdatahash" xmlns:w16sdtfl="http://schemas.microsoft.com/office/word/2024/wordml/sdtformatlock" xmlns:w16se="http://schemas.microsoft.com/office/word/2015/wordml/symex" xmlns:wpg="http://schemas.microsoft.com/office/word/2010/wordprocessingGroup" xmlns:wpi="http://schemas.microsoft.com/office/word/2010/wordprocessingInk" xmlns:wne="http://schemas.microsoft.com/office/word/2006/wordml" xmlns:wps="http://schemas.microsoft.com/office/word/2010/wordprocessingShape" mc:Ignorable="w14 w15 w16se w16cid w16 w16cex w16sdtdh w16sdtfl w16du wp14">
+<w:document xmlns:wpc="http://schemas.microsoft.com/office/word/2010/wordprocessingCanvas" xmlns:cx="http://schemas.microsoft.com/office/drawing/2014/chartex" xmlns:mc="http://schemas.openxmlformats.org/markup-compatibility/2006" xmlns:o="urn:schemas-microsoft-com:office:office" xmlns:r="http://schemas.openxmlformats.org/officeDocument/2006/relationships" xmlns:m="http://schemas.openxmlformats.org/officeDocument/2006/math" xmlns:v="urn:schemas-microsoft-com:vml" xmlns:wp14="http://schemas.microsoft.com/office/word/2010/wordprocessingDrawing" xmlns:wp="http://schemas.openxmlformats.org/drawingml/2006/wordprocessingDrawing" xmlns:w10="urn:schemas-microsoft-com:office:word" xmlns:w="http://schemas.openxmlformats.org/wordprocessingml/2006/main" xmlns:w14="http://schemas.microsoft.com/office/word/2010/wordml" xmlns:w15="http://schemas.microsoft.com/office/word/2012/wordml" xmlns:w16se="http://schemas.microsoft.com/office/word/2015/wordml/symex" xmlns:wpg="http://schemas.microsoft.com/office/word/2010/wordprocessingGroup" xmlns:wpi="http://schemas.microsoft.com/office/word/2010/wordprocessingInk" xmlns:wne="http://schemas.microsoft.com/office/word/2006/wordml" xmlns:wps="http://schemas.microsoft.com/office/word/2010/wordprocessingShape" mc:Ignorable="w14 w15 w16se wp14">
   <w:body>
     <w:p>
       <w:pPr>
@@ -73,7 +73,10 @@
         <w:jc w:val="both"/>
       </w:pPr>
       <w:r>
-        <w:t>Xây dựng chatbot AI giúp sinh viên, giảng viên và cán bộ tra cứu nhanh thông tin đào tạo: quy chế, chương trình đào tạo, lịch học, lịch thi, điểm, học phí, tiến độ tốt nghiệp. Chatbot chạy trên hạ tầng nội bộ của trường, nhằm giảm tải cho Phòng Đào tạo và giữ dữ liệu sinh viên không rời khỏi hệ thống của trường.</w:t>
+        <w:t>Xây dựng chatbot AI giúp sinh viên, giảng viên và cán bộ tra cứu</w:t>
+      </w:r>
+      <w:r>
+        <w:t xml:space="preserve"> nhanh thông tin đào tạo: quy chế, chương trình đào tạo, lịch học, lịch thi, điểm, học phí, tiến độ tốt nghiệp. Chatbot chạy trên hạ tầng nội bộ của trường, nhằm giảm tải cho Phòng Đào tạo và giữ dữ liệu sinh viên không rời khỏi hệ thống của trường.</w:t>
       </w:r>
     </w:p>
     <w:p>
@@ -81,7 +84,10 @@
         <w:pStyle w:val="Heading1"/>
       </w:pPr>
       <w:r>
-        <w:t>2. Nguyên tắc cốt lõi: hai loại câu hỏi</w:t>
+        <w:t>2. Ngu</w:t>
+      </w:r>
+      <w:r>
+        <w:t>yên tắc cốt lõi: hai loại câu hỏi</w:t>
       </w:r>
     </w:p>
     <w:p>
@@ -116,12 +122,6 @@
         <w:gridCol w:w="3401"/>
       </w:tblGrid>
       <w:tr>
-        <w:tblPrEx>
-          <w:tblCellMar>
-            <w:top w:w="0" w:type="dxa"/>
-            <w:bottom w:w="0" w:type="dxa"/>
-          </w:tblCellMar>
-        </w:tblPrEx>
         <w:trPr>
           <w:cantSplit/>
           <w:tblHeader/>
@@ -215,12 +215,6 @@
         </w:tc>
       </w:tr>
       <w:tr>
-        <w:tblPrEx>
-          <w:tblCellMar>
-            <w:top w:w="0" w:type="dxa"/>
-            <w:bottom w:w="0" w:type="dxa"/>
-          </w:tblCellMar>
-        </w:tblPrEx>
         <w:trPr>
           <w:cantSplit/>
         </w:trPr>
@@ -304,12 +298,6 @@
         </w:tc>
       </w:tr>
       <w:tr>
-        <w:tblPrEx>
-          <w:tblCellMar>
-            <w:top w:w="0" w:type="dxa"/>
-            <w:bottom w:w="0" w:type="dxa"/>
-          </w:tblCellMar>
-        </w:tblPrEx>
         <w:trPr>
           <w:cantSplit/>
         </w:trPr>
@@ -361,7 +349,14 @@
                 <w:sz w:val="22"/>
                 <w:szCs w:val="22"/>
               </w:rPr>
-              <w:t>Quy chế, CTĐT, thông báo, FAQ</w:t>
+              <w:t>Quy</w:t>
+            </w:r>
+            <w:r>
+              <w:rPr>
+                <w:sz w:val="22"/>
+                <w:szCs w:val="22"/>
+              </w:rPr>
+              <w:t xml:space="preserve"> chế, CTĐT, thông báo, FAQ</w:t>
             </w:r>
           </w:p>
         </w:tc>
@@ -393,12 +388,6 @@
         </w:tc>
       </w:tr>
       <w:tr>
-        <w:tblPrEx>
-          <w:tblCellMar>
-            <w:top w:w="0" w:type="dxa"/>
-            <w:bottom w:w="0" w:type="dxa"/>
-          </w:tblCellMar>
-        </w:tblPrEx>
         <w:trPr>
           <w:cantSplit/>
         </w:trPr>
@@ -482,12 +471,6 @@
         </w:tc>
       </w:tr>
       <w:tr>
-        <w:tblPrEx>
-          <w:tblCellMar>
-            <w:top w:w="0" w:type="dxa"/>
-            <w:bottom w:w="0" w:type="dxa"/>
-          </w:tblCellMar>
-        </w:tblPrEx>
         <w:trPr>
           <w:cantSplit/>
         </w:trPr>
@@ -571,12 +554,6 @@
         </w:tc>
       </w:tr>
       <w:tr>
-        <w:tblPrEx>
-          <w:tblCellMar>
-            <w:top w:w="0" w:type="dxa"/>
-            <w:bottom w:w="0" w:type="dxa"/>
-          </w:tblCellMar>
-        </w:tblPrEx>
         <w:trPr>
           <w:cantSplit/>
         </w:trPr>
@@ -671,7 +648,10 @@
         <w:jc w:val="both"/>
       </w:pPr>
       <w:r>
-        <w:t>Không đưa dữ liệu điểm, học phí vào RAG: RAG không tính toán và lọc chính xác theo mã sinh viên, đồng thời tạo rủi ro lộ dữ liệu cá nhân.</w:t>
+        <w:t xml:space="preserve">Không đưa dữ liệu điểm, học phí vào RAG: RAG không tính toán và </w:t>
+      </w:r>
+      <w:r>
+        <w:t>lọc chính xác theo mã sinh viên, đồng thời tạo rủi ro lộ dữ liệu cá nhân.</w:t>
       </w:r>
     </w:p>
     <w:p>
@@ -705,7 +685,10 @@
         <w:spacing w:after="80" w:line="300" w:lineRule="auto"/>
       </w:pPr>
       <w:r>
-        <w:t>Nền tảng Moodle (elnda.eaut.edu.vn): có sẵn hệ thống tài khoản người dùng, có thể tận dụng cho đăng nhập và làm kênh nhúng chatbot.</w:t>
+        <w:t>Nền tảng Moodle (elnda.eaut.edu.vn): có sẵn hệ t</w:t>
+      </w:r>
+      <w:r>
+        <w:t>hống tài khoản người dùng, có thể tận dụng cho đăng nhập và làm kênh nhúng chatbot.</w:t>
       </w:r>
     </w:p>
     <w:p>
@@ -731,7 +714,10 @@
         <w:spacing w:after="80" w:line="300" w:lineRule="auto"/>
       </w:pPr>
       <w:r>
-        <w:t>Kế hoạch RAG đã có: Ollama, ChromaDB/FAISS, embedding BGE-M3.</w:t>
+        <w:t>Kế hoạch RAG đã có: Ollama, ChromaDB/FAISS, embedding BGE-M3</w:t>
+      </w:r>
+      <w:r>
+        <w:t>.</w:t>
       </w:r>
     </w:p>
     <w:p>
@@ -787,7 +773,10 @@
         <w:spacing w:after="80" w:line="300" w:lineRule="auto"/>
       </w:pPr>
       <w:r>
-        <w:t>Bộ câu hỏi này đồng thời là bộ test để đo độ chính xác của chatbot ở các giai đoạn sau.</w:t>
+        <w:t>Bộ câu hỏi nà</w:t>
+      </w:r>
+      <w:r>
+        <w:t>y đồng thời là bộ test để đo độ chính xác của chatbot ở các giai đoạn sau.</w:t>
       </w:r>
     </w:p>
     <w:p>
@@ -815,21 +804,7 @@
           <w:sz w:val="20"/>
           <w:szCs w:val="20"/>
         </w:rPr>
-        <w:t>(</w:t>
-      </w:r>
-      <w:r>
-        <w:rPr>
-          <w:sz w:val="20"/>
-          <w:szCs w:val="20"/>
-        </w:rPr>
-        <w:t>Minimum Viable Product, tức "sản phẩm khả thi tối thiểu".</w:t>
-      </w:r>
-      <w:r>
-        <w:rPr>
-          <w:sz w:val="20"/>
-          <w:szCs w:val="20"/>
-        </w:rPr>
-        <w:t>)</w:t>
+        <w:t>(Minimum Viable Product, tức "sản phẩm khả thi tối thiểu".)</w:t>
       </w:r>
       <w:r>
         <w:t xml:space="preserve"> với RAG trên văn bản (4–6 tuần)</w:t>
@@ -841,7 +816,10 @@
         <w:jc w:val="both"/>
       </w:pPr>
       <w:r>
-        <w:t>Làm trước vì không đụng đến dữ liệu cá nhân. Luồng xử lý:</w:t>
+        <w:t>L</w:t>
+      </w:r>
+      <w:r>
+        <w:t>àm trước vì không đụng đến dữ liệu cá nhân. Luồng xử lý:</w:t>
       </w:r>
     </w:p>
     <w:p>
@@ -952,7 +930,10 @@
         <w:t xml:space="preserve">Gắn metadata: </w:t>
       </w:r>
       <w:r>
-        <w:t>tên văn bản, số quyết định, ngày hiệu lực, khóa áp dụng. Quy chế khác nhau giữa các khóa tuyển sinh, thiếu metadata này chatbot sẽ trả lời sai quy chế.</w:t>
+        <w:t>tên văn bản, số quyết định, ngày hiệu lự</w:t>
+      </w:r>
+      <w:r>
+        <w:t>c, khóa áp dụng. Quy chế khác nhau giữa các khóa tuyển sinh, thiếu metadata này chatbot sẽ trả lời sai quy chế.</w:t>
       </w:r>
     </w:p>
     <w:p>
@@ -992,7 +973,10 @@
         <w:t xml:space="preserve">Tìm kiếm + rerank: </w:t>
       </w:r>
       <w:r>
-        <w:t>lấy khoảng 20 đoạn gần nhất, dùng reranker (ví dụ bge-reranker-v2-m3) chọn lại 3–5 đoạn tốt nhất.</w:t>
+        <w:t>lấy khoảng 20 đoạn gần nhất, dùng reranker (ví dụ bge-reranker-v2-m3) chọn lại 3–5 đ</w:t>
+      </w:r>
+      <w:r>
+        <w:t>oạn tốt nhất.</w:t>
       </w:r>
     </w:p>
     <w:p>
@@ -1021,7 +1005,10 @@
         <w:jc w:val="both"/>
       </w:pPr>
       <w:r>
-        <w:t>Chọn LLM: ưu tiên model mạnh tiếng Việt (ví dụ dòng Qwen). Các model ra mới liên tục, nên chạy thử 2–3 model trên bộ câu hỏi ở giai đoạn 0 rồi so điểm để chọn.</w:t>
+        <w:t xml:space="preserve">Chọn LLM: ưu tiên model mạnh tiếng Việt (ví dụ dòng Qwen). Các model ra mới liên tục, nên chạy thử 2–3 model trên bộ </w:t>
+      </w:r>
+      <w:r>
+        <w:t>câu hỏi ở giai đoạn 0 rồi so điểm để chọn.</w:t>
       </w:r>
     </w:p>
     <w:p>
@@ -1051,33 +1038,23 @@
           <w:sz w:val="20"/>
           <w:szCs w:val="20"/>
         </w:rPr>
-        <w:t>Sinh viên: "Tôi còn nợ môn nào?"</w:t>
-      </w:r>
-    </w:p>
-    <w:p>
-      <w:pPr>
-        <w:shd w:val="clear" w:color="auto" w:fill="F2F2F2"/>
-      </w:pPr>
+        <w:t>Sinh viên: "Tôi còn n</w:t>
+      </w:r>
       <w:r>
         <w:rPr>
           <w:rFonts w:ascii="Consolas" w:eastAsia="Consolas" w:hAnsi="Consolas" w:cs="Consolas"/>
           <w:sz w:val="20"/>
           <w:szCs w:val="20"/>
         </w:rPr>
-        <w:t>→ LLM quyết định gọi: lay_mon_no(ma_sv)</w:t>
-      </w:r>
-    </w:p>
-    <w:p>
-      <w:pPr>
-        <w:shd w:val="clear" w:color="auto" w:fill="F2F2F2"/>
-      </w:pPr>
+        <w:t>ợ</w:t>
+      </w:r>
       <w:r>
         <w:rPr>
           <w:rFonts w:ascii="Consolas" w:eastAsia="Consolas" w:hAnsi="Consolas" w:cs="Consolas"/>
           <w:sz w:val="20"/>
           <w:szCs w:val="20"/>
         </w:rPr>
-        <w:t>→ Hệ thống trả về: [Toán cao cấp 2, Vật lý 1]</w:t>
+        <w:t xml:space="preserve"> môn nào?"</w:t>
       </w:r>
     </w:p>
     <w:p>
@@ -1090,7 +1067,265 @@
           <w:sz w:val="20"/>
           <w:szCs w:val="20"/>
         </w:rPr>
-        <w:t>→ LLM diễn đạt lại thành câu trả lời</w:t>
+        <w:t>→ LLM quy</w:t>
+      </w:r>
+      <w:r>
+        <w:rPr>
+          <w:rFonts w:ascii="Consolas" w:eastAsia="Consolas" w:hAnsi="Consolas" w:cs="Consolas"/>
+          <w:sz w:val="20"/>
+          <w:szCs w:val="20"/>
+        </w:rPr>
+        <w:t>ế</w:t>
+      </w:r>
+      <w:r>
+        <w:rPr>
+          <w:rFonts w:ascii="Consolas" w:eastAsia="Consolas" w:hAnsi="Consolas" w:cs="Consolas"/>
+          <w:sz w:val="20"/>
+          <w:szCs w:val="20"/>
+        </w:rPr>
+        <w:t>t đ</w:t>
+      </w:r>
+      <w:r>
+        <w:rPr>
+          <w:rFonts w:ascii="Consolas" w:eastAsia="Consolas" w:hAnsi="Consolas" w:cs="Consolas"/>
+          <w:sz w:val="20"/>
+          <w:szCs w:val="20"/>
+        </w:rPr>
+        <w:t>ị</w:t>
+      </w:r>
+      <w:r>
+        <w:rPr>
+          <w:rFonts w:ascii="Consolas" w:eastAsia="Consolas" w:hAnsi="Consolas" w:cs="Consolas"/>
+          <w:sz w:val="20"/>
+          <w:szCs w:val="20"/>
+        </w:rPr>
+        <w:t>nh g</w:t>
+      </w:r>
+      <w:r>
+        <w:rPr>
+          <w:rFonts w:ascii="Consolas" w:eastAsia="Consolas" w:hAnsi="Consolas" w:cs="Consolas"/>
+          <w:sz w:val="20"/>
+          <w:szCs w:val="20"/>
+        </w:rPr>
+        <w:t>ọ</w:t>
+      </w:r>
+      <w:r>
+        <w:rPr>
+          <w:rFonts w:ascii="Consolas" w:eastAsia="Consolas" w:hAnsi="Consolas" w:cs="Consolas"/>
+          <w:sz w:val="20"/>
+          <w:szCs w:val="20"/>
+        </w:rPr>
+        <w:t xml:space="preserve">i: </w:t>
+      </w:r>
+      <w:r>
+        <w:rPr>
+          <w:rFonts w:ascii="Consolas" w:eastAsia="Consolas" w:hAnsi="Consolas" w:cs="Consolas"/>
+          <w:sz w:val="20"/>
+          <w:szCs w:val="20"/>
+        </w:rPr>
+        <w:t>lay_mon_no(ma_sv)</w:t>
+      </w:r>
+    </w:p>
+    <w:p>
+      <w:pPr>
+        <w:shd w:val="clear" w:color="auto" w:fill="F2F2F2"/>
+      </w:pPr>
+      <w:r>
+        <w:rPr>
+          <w:rFonts w:ascii="Consolas" w:eastAsia="Consolas" w:hAnsi="Consolas" w:cs="Consolas"/>
+          <w:sz w:val="20"/>
+          <w:szCs w:val="20"/>
+        </w:rPr>
+        <w:t>→ H</w:t>
+      </w:r>
+      <w:r>
+        <w:rPr>
+          <w:rFonts w:ascii="Consolas" w:eastAsia="Consolas" w:hAnsi="Consolas" w:cs="Consolas"/>
+          <w:sz w:val="20"/>
+          <w:szCs w:val="20"/>
+        </w:rPr>
+        <w:t>ệ</w:t>
+      </w:r>
+      <w:r>
+        <w:rPr>
+          <w:rFonts w:ascii="Consolas" w:eastAsia="Consolas" w:hAnsi="Consolas" w:cs="Consolas"/>
+          <w:sz w:val="20"/>
+          <w:szCs w:val="20"/>
+        </w:rPr>
+        <w:t xml:space="preserve"> th</w:t>
+      </w:r>
+      <w:r>
+        <w:rPr>
+          <w:rFonts w:ascii="Consolas" w:eastAsia="Consolas" w:hAnsi="Consolas" w:cs="Consolas"/>
+          <w:sz w:val="20"/>
+          <w:szCs w:val="20"/>
+        </w:rPr>
+        <w:t>ố</w:t>
+      </w:r>
+      <w:r>
+        <w:rPr>
+          <w:rFonts w:ascii="Consolas" w:eastAsia="Consolas" w:hAnsi="Consolas" w:cs="Consolas"/>
+          <w:sz w:val="20"/>
+          <w:szCs w:val="20"/>
+        </w:rPr>
+        <w:t>ng tr</w:t>
+      </w:r>
+      <w:r>
+        <w:rPr>
+          <w:rFonts w:ascii="Consolas" w:eastAsia="Consolas" w:hAnsi="Consolas" w:cs="Consolas"/>
+          <w:sz w:val="20"/>
+          <w:szCs w:val="20"/>
+        </w:rPr>
+        <w:t>ả</w:t>
+      </w:r>
+      <w:r>
+        <w:rPr>
+          <w:rFonts w:ascii="Consolas" w:eastAsia="Consolas" w:hAnsi="Consolas" w:cs="Consolas"/>
+          <w:sz w:val="20"/>
+          <w:szCs w:val="20"/>
+        </w:rPr>
+        <w:t xml:space="preserve"> v</w:t>
+      </w:r>
+      <w:r>
+        <w:rPr>
+          <w:rFonts w:ascii="Consolas" w:eastAsia="Consolas" w:hAnsi="Consolas" w:cs="Consolas"/>
+          <w:sz w:val="20"/>
+          <w:szCs w:val="20"/>
+        </w:rPr>
+        <w:t>ề</w:t>
+      </w:r>
+      <w:r>
+        <w:rPr>
+          <w:rFonts w:ascii="Consolas" w:eastAsia="Consolas" w:hAnsi="Consolas" w:cs="Consolas"/>
+          <w:sz w:val="20"/>
+          <w:szCs w:val="20"/>
+        </w:rPr>
+        <w:t>: [Toán cao c</w:t>
+      </w:r>
+      <w:r>
+        <w:rPr>
+          <w:rFonts w:ascii="Consolas" w:eastAsia="Consolas" w:hAnsi="Consolas" w:cs="Consolas"/>
+          <w:sz w:val="20"/>
+          <w:szCs w:val="20"/>
+        </w:rPr>
+        <w:t>ấ</w:t>
+      </w:r>
+      <w:r>
+        <w:rPr>
+          <w:rFonts w:ascii="Consolas" w:eastAsia="Consolas" w:hAnsi="Consolas" w:cs="Consolas"/>
+          <w:sz w:val="20"/>
+          <w:szCs w:val="20"/>
+        </w:rPr>
+        <w:t>p 2, V</w:t>
+      </w:r>
+      <w:r>
+        <w:rPr>
+          <w:rFonts w:ascii="Consolas" w:eastAsia="Consolas" w:hAnsi="Consolas" w:cs="Consolas"/>
+          <w:sz w:val="20"/>
+          <w:szCs w:val="20"/>
+        </w:rPr>
+        <w:t>ậ</w:t>
+      </w:r>
+      <w:r>
+        <w:rPr>
+          <w:rFonts w:ascii="Consolas" w:eastAsia="Consolas" w:hAnsi="Consolas" w:cs="Consolas"/>
+          <w:sz w:val="20"/>
+          <w:szCs w:val="20"/>
+        </w:rPr>
+        <w:t>t lý 1]</w:t>
+      </w:r>
+    </w:p>
+    <w:p>
+      <w:pPr>
+        <w:shd w:val="clear" w:color="auto" w:fill="F2F2F2"/>
+      </w:pPr>
+      <w:r>
+        <w:rPr>
+          <w:rFonts w:ascii="Consolas" w:eastAsia="Consolas" w:hAnsi="Consolas" w:cs="Consolas"/>
+          <w:sz w:val="20"/>
+          <w:szCs w:val="20"/>
+        </w:rPr>
+        <w:t>→ LLM di</w:t>
+      </w:r>
+      <w:r>
+        <w:rPr>
+          <w:rFonts w:ascii="Consolas" w:eastAsia="Consolas" w:hAnsi="Consolas" w:cs="Consolas"/>
+          <w:sz w:val="20"/>
+          <w:szCs w:val="20"/>
+        </w:rPr>
+        <w:t>ễ</w:t>
+      </w:r>
+      <w:r>
+        <w:rPr>
+          <w:rFonts w:ascii="Consolas" w:eastAsia="Consolas" w:hAnsi="Consolas" w:cs="Consolas"/>
+          <w:sz w:val="20"/>
+          <w:szCs w:val="20"/>
+        </w:rPr>
+        <w:t>n đ</w:t>
+      </w:r>
+      <w:r>
+        <w:rPr>
+          <w:rFonts w:ascii="Consolas" w:eastAsia="Consolas" w:hAnsi="Consolas" w:cs="Consolas"/>
+          <w:sz w:val="20"/>
+          <w:szCs w:val="20"/>
+        </w:rPr>
+        <w:t>ạ</w:t>
+      </w:r>
+      <w:r>
+        <w:rPr>
+          <w:rFonts w:ascii="Consolas" w:eastAsia="Consolas" w:hAnsi="Consolas" w:cs="Consolas"/>
+          <w:sz w:val="20"/>
+          <w:szCs w:val="20"/>
+        </w:rPr>
+        <w:t>t l</w:t>
+      </w:r>
+      <w:r>
+        <w:rPr>
+          <w:rFonts w:ascii="Consolas" w:eastAsia="Consolas" w:hAnsi="Consolas" w:cs="Consolas"/>
+          <w:sz w:val="20"/>
+          <w:szCs w:val="20"/>
+        </w:rPr>
+        <w:t>ạ</w:t>
+      </w:r>
+      <w:r>
+        <w:rPr>
+          <w:rFonts w:ascii="Consolas" w:eastAsia="Consolas" w:hAnsi="Consolas" w:cs="Consolas"/>
+          <w:sz w:val="20"/>
+          <w:szCs w:val="20"/>
+        </w:rPr>
+        <w:t>i thành câu tr</w:t>
+      </w:r>
+      <w:r>
+        <w:rPr>
+          <w:rFonts w:ascii="Consolas" w:eastAsia="Consolas" w:hAnsi="Consolas" w:cs="Consolas"/>
+          <w:sz w:val="20"/>
+          <w:szCs w:val="20"/>
+        </w:rPr>
+        <w:t>ả</w:t>
+      </w:r>
+      <w:r>
+        <w:rPr>
+          <w:rFonts w:ascii="Consolas" w:eastAsia="Consolas" w:hAnsi="Consolas" w:cs="Consolas"/>
+          <w:sz w:val="20"/>
+          <w:szCs w:val="20"/>
+        </w:rPr>
+        <w:t xml:space="preserve"> l</w:t>
+      </w:r>
+      <w:r>
+        <w:rPr>
+          <w:rFonts w:ascii="Consolas" w:eastAsia="Consolas" w:hAnsi="Consolas" w:cs="Consolas"/>
+          <w:sz w:val="20"/>
+          <w:szCs w:val="20"/>
+        </w:rPr>
+        <w:t>ờ</w:t>
+      </w:r>
+      <w:r>
+        <w:rPr>
+          <w:rFonts w:ascii="Consolas" w:eastAsia="Consolas" w:hAnsi="Consolas" w:cs="Consolas"/>
+          <w:sz w:val="20"/>
+          <w:szCs w:val="20"/>
+        </w:rPr>
+        <w:t>i</w:t>
       </w:r>
     </w:p>
     <w:p>
@@ -1117,7 +1352,10 @@
         <w:jc w:val="both"/>
       </w:pPr>
       <w:r>
-        <w:t>Vì phần mềm do bên thứ ba cung cấp, cách kết nối phụ thuộc vào những gì APIS hỗ trợ và điều khoản hợp đồng. Có ba phương án, xếp theo thứ tự ưu tiên:</w:t>
+        <w:t xml:space="preserve">Vì phần mềm do bên thứ ba cung cấp, cách kết nối phụ thuộc vào những gì APIS hỗ trợ và điều khoản hợp đồng. Có ba </w:t>
+      </w:r>
+      <w:r>
+        <w:t>phương án, xếp theo thứ tự ưu tiên:</w:t>
       </w:r>
     </w:p>
     <w:tbl>
@@ -1144,12 +1382,6 @@
         <w:gridCol w:w="2474"/>
       </w:tblGrid>
       <w:tr>
-        <w:tblPrEx>
-          <w:tblCellMar>
-            <w:top w:w="0" w:type="dxa"/>
-            <w:bottom w:w="0" w:type="dxa"/>
-          </w:tblCellMar>
-        </w:tblPrEx>
         <w:trPr>
           <w:cantSplit/>
           <w:tblHeader/>
@@ -1179,6 +1411,7 @@
                 <w:sz w:val="22"/>
                 <w:szCs w:val="22"/>
               </w:rPr>
+              <w:lastRenderedPageBreak/>
               <w:t>Phương án</w:t>
             </w:r>
           </w:p>
@@ -1272,12 +1505,6 @@
         </w:tc>
       </w:tr>
       <w:tr>
-        <w:tblPrEx>
-          <w:tblCellMar>
-            <w:top w:w="0" w:type="dxa"/>
-            <w:bottom w:w="0" w:type="dxa"/>
-          </w:tblCellMar>
-        </w:tblPrEx>
         <w:trPr>
           <w:cantSplit/>
         </w:trPr>
@@ -1355,7 +1582,14 @@
                 <w:sz w:val="22"/>
                 <w:szCs w:val="22"/>
               </w:rPr>
-              <w:t>Ổn định khi APIS nâng cấp; đúng hợp đồng; APIS chịu trách nhiệm logic nghiệp vụ</w:t>
+              <w:t xml:space="preserve">Ổn định khi APIS nâng cấp; đúng hợp đồng; </w:t>
+            </w:r>
+            <w:r>
+              <w:rPr>
+                <w:sz w:val="22"/>
+                <w:szCs w:val="22"/>
+              </w:rPr>
+              <w:t>APIS chịu trách nhiệm logic nghiệp vụ</w:t>
             </w:r>
           </w:p>
         </w:tc>
@@ -1387,12 +1621,6 @@
         </w:tc>
       </w:tr>
       <w:tr>
-        <w:tblPrEx>
-          <w:tblCellMar>
-            <w:top w:w="0" w:type="dxa"/>
-            <w:bottom w:w="0" w:type="dxa"/>
-          </w:tblCellMar>
-        </w:tblPrEx>
         <w:trPr>
           <w:cantSplit/>
         </w:trPr>
@@ -1470,7 +1698,14 @@
                 <w:sz w:val="22"/>
                 <w:szCs w:val="22"/>
               </w:rPr>
-              <w:t>Chủ động, dữ liệu gần thời gian thực</w:t>
+              <w:t>Chủ động, dữ liệu gần thời gian thự</w:t>
+            </w:r>
+            <w:r>
+              <w:rPr>
+                <w:sz w:val="22"/>
+                <w:szCs w:val="22"/>
+              </w:rPr>
+              <w:t>c</w:t>
             </w:r>
           </w:p>
         </w:tc>
@@ -1502,12 +1737,6 @@
         </w:tc>
       </w:tr>
       <w:tr>
-        <w:tblPrEx>
-          <w:tblCellMar>
-            <w:top w:w="0" w:type="dxa"/>
-            <w:bottom w:w="0" w:type="dxa"/>
-          </w:tblCellMar>
-        </w:tblPrEx>
         <w:trPr>
           <w:cantSplit/>
         </w:trPr>
@@ -1654,7 +1883,10 @@
         <w:spacing w:after="80" w:line="300" w:lineRule="auto"/>
       </w:pPr>
       <w:r>
-        <w:t>Phần mềm hiện có API hoặc web service nào không? Có tài liệu kỹ thuật không?</w:t>
+        <w:t>Phần mềm hiện có API hoặc web</w:t>
+      </w:r>
+      <w:r>
+        <w:t xml:space="preserve"> service nào không? Có tài liệu kỹ thuật không?</w:t>
       </w:r>
     </w:p>
     <w:p>
@@ -1693,7 +1925,10 @@
         <w:spacing w:after="80" w:line="300" w:lineRule="auto"/>
       </w:pPr>
       <w:r>
-        <w:t>Hệ quản trị CSDL là gì, phiên bản nào? Có hỗ trợ bản sao (replica) không?</w:t>
+        <w:t xml:space="preserve">Hệ quản trị CSDL là gì, phiên bản nào? Có hỗ </w:t>
+      </w:r>
+      <w:r>
+        <w:t>trợ bản sao (replica) không?</w:t>
       </w:r>
     </w:p>
     <w:p>
@@ -1758,12 +1993,6 @@
         <w:gridCol w:w="2722"/>
       </w:tblGrid>
       <w:tr>
-        <w:tblPrEx>
-          <w:tblCellMar>
-            <w:top w:w="0" w:type="dxa"/>
-            <w:bottom w:w="0" w:type="dxa"/>
-          </w:tblCellMar>
-        </w:tblPrEx>
         <w:trPr>
           <w:cantSplit/>
           <w:tblHeader/>
@@ -1857,12 +2086,6 @@
         </w:tc>
       </w:tr>
       <w:tr>
-        <w:tblPrEx>
-          <w:tblCellMar>
-            <w:top w:w="0" w:type="dxa"/>
-            <w:bottom w:w="0" w:type="dxa"/>
-          </w:tblCellMar>
-        </w:tblPrEx>
         <w:trPr>
           <w:cantSplit/>
         </w:trPr>
@@ -1888,7 +2111,14 @@
                 <w:sz w:val="22"/>
                 <w:szCs w:val="22"/>
               </w:rPr>
-              <w:t>tra_diem(ma_sv, hoc_ky)</w:t>
+              <w:t>tra_diem(ma_sv, ho</w:t>
+            </w:r>
+            <w:r>
+              <w:rPr>
+                <w:sz w:val="22"/>
+                <w:szCs w:val="22"/>
+              </w:rPr>
+              <w:t>c_ky)</w:t>
             </w:r>
           </w:p>
         </w:tc>
@@ -1946,12 +2176,6 @@
         </w:tc>
       </w:tr>
       <w:tr>
-        <w:tblPrEx>
-          <w:tblCellMar>
-            <w:top w:w="0" w:type="dxa"/>
-            <w:bottom w:w="0" w:type="dxa"/>
-          </w:tblCellMar>
-        </w:tblPrEx>
         <w:trPr>
           <w:cantSplit/>
         </w:trPr>
@@ -2035,12 +2259,6 @@
         </w:tc>
       </w:tr>
       <w:tr>
-        <w:tblPrEx>
-          <w:tblCellMar>
-            <w:top w:w="0" w:type="dxa"/>
-            <w:bottom w:w="0" w:type="dxa"/>
-          </w:tblCellMar>
-        </w:tblPrEx>
         <w:trPr>
           <w:cantSplit/>
         </w:trPr>
@@ -2124,12 +2342,6 @@
         </w:tc>
       </w:tr>
       <w:tr>
-        <w:tblPrEx>
-          <w:tblCellMar>
-            <w:top w:w="0" w:type="dxa"/>
-            <w:bottom w:w="0" w:type="dxa"/>
-          </w:tblCellMar>
-        </w:tblPrEx>
         <w:trPr>
           <w:cantSplit/>
         </w:trPr>
@@ -2213,12 +2425,6 @@
         </w:tc>
       </w:tr>
       <w:tr>
-        <w:tblPrEx>
-          <w:tblCellMar>
-            <w:top w:w="0" w:type="dxa"/>
-            <w:bottom w:w="0" w:type="dxa"/>
-          </w:tblCellMar>
-        </w:tblPrEx>
         <w:trPr>
           <w:cantSplit/>
         </w:trPr>
@@ -2302,12 +2508,6 @@
         </w:tc>
       </w:tr>
       <w:tr>
-        <w:tblPrEx>
-          <w:tblCellMar>
-            <w:top w:w="0" w:type="dxa"/>
-            <w:bottom w:w="0" w:type="dxa"/>
-          </w:tblCellMar>
-        </w:tblPrEx>
         <w:trPr>
           <w:cantSplit/>
         </w:trPr>
@@ -2423,10 +2623,14 @@
           <w:b/>
           <w:bCs/>
         </w:rPr>
+        <w:lastRenderedPageBreak/>
         <w:t xml:space="preserve">Mã sinh viên lấy từ phiên đăng nhập, </w:t>
       </w:r>
       <w:r>
-        <w:t>không bao giờ lấy từ nội dung chat. Nếu không, sinh viên A chỉ cần gõ mã của sinh viên B là xem được điểm của người khác.</w:t>
+        <w:t xml:space="preserve">không bao giờ lấy từ nội dung </w:t>
+      </w:r>
+      <w:r>
+        <w:t>chat. Nếu không, sinh viên A chỉ cần gõ mã của sinh viên B là xem được điểm của người khác.</w:t>
       </w:r>
     </w:p>
     <w:p>
@@ -2459,7 +2663,10 @@
         <w:spacing w:after="80" w:line="300" w:lineRule="auto"/>
       </w:pPr>
       <w:r>
-        <w:t>Đăng nhập dùng chung tài khoản với Moodle hoặc hệ thống SSO của trường.</w:t>
+        <w:t xml:space="preserve">Đăng nhập dùng chung tài khoản với Moodle </w:t>
+      </w:r>
+      <w:r>
+        <w:t>hoặc hệ thống SSO của trường.</w:t>
       </w:r>
     </w:p>
     <w:p>
@@ -2485,7 +2692,10 @@
         <w:spacing w:after="80" w:line="300" w:lineRule="auto"/>
       </w:pPr>
       <w:r>
-        <w:t>Điểm, học phí là dữ liệu cá nhân, cần tuân thủ quy định về bảo vệ dữ liệu cá nhân (Nghị định 13/2023/NĐ-CP); nên tham khảo ý kiến bộ phận pháp chế của trường.</w:t>
+        <w:t xml:space="preserve">Điểm, học phí là dữ liệu cá nhân, cần tuân thủ quy định về bảo vệ dữ liệu cá nhân (Nghị định 13/2023/NĐ-CP); nên tham khảo ý kiến bộ phận pháp </w:t>
+      </w:r>
+      <w:r>
+        <w:t>chế của trường.</w:t>
       </w:r>
     </w:p>
     <w:p>
@@ -2532,7 +2742,10 @@
         <w:spacing w:after="80" w:line="300" w:lineRule="auto"/>
       </w:pPr>
       <w:r>
-        <w:t>Chuyển cho cán bộ Phòng Đào tạo khi chatbot không chắc chắn hoặc người dùng yêu cầu.</w:t>
+        <w:t xml:space="preserve">Chuyển cho cán bộ Phòng Đào </w:t>
+      </w:r>
+      <w:r>
+        <w:t>tạo khi chatbot không chắc chắn hoặc người dùng yêu cầu.</w:t>
       </w:r>
     </w:p>
     <w:p>
@@ -2578,12 +2791,6 @@
         <w:gridCol w:w="5669"/>
       </w:tblGrid>
       <w:tr>
-        <w:tblPrEx>
-          <w:tblCellMar>
-            <w:top w:w="0" w:type="dxa"/>
-            <w:bottom w:w="0" w:type="dxa"/>
-          </w:tblCellMar>
-        </w:tblPrEx>
         <w:trPr>
           <w:cantSplit/>
           <w:tblHeader/>
@@ -2648,12 +2855,6 @@
         </w:tc>
       </w:tr>
       <w:tr>
-        <w:tblPrEx>
-          <w:tblCellMar>
-            <w:top w:w="0" w:type="dxa"/>
-            <w:bottom w:w="0" w:type="dxa"/>
-          </w:tblCellMar>
-        </w:tblPrEx>
         <w:trPr>
           <w:cantSplit/>
         </w:trPr>
@@ -2711,12 +2912,6 @@
         </w:tc>
       </w:tr>
       <w:tr>
-        <w:tblPrEx>
-          <w:tblCellMar>
-            <w:top w:w="0" w:type="dxa"/>
-            <w:bottom w:w="0" w:type="dxa"/>
-          </w:tblCellMar>
-        </w:tblPrEx>
         <w:trPr>
           <w:cantSplit/>
         </w:trPr>
@@ -2774,12 +2969,6 @@
         </w:tc>
       </w:tr>
       <w:tr>
-        <w:tblPrEx>
-          <w:tblCellMar>
-            <w:top w:w="0" w:type="dxa"/>
-            <w:bottom w:w="0" w:type="dxa"/>
-          </w:tblCellMar>
-        </w:tblPrEx>
         <w:trPr>
           <w:cantSplit/>
         </w:trPr>
@@ -2837,12 +3026,6 @@
         </w:tc>
       </w:tr>
       <w:tr>
-        <w:tblPrEx>
-          <w:tblCellMar>
-            <w:top w:w="0" w:type="dxa"/>
-            <w:bottom w:w="0" w:type="dxa"/>
-          </w:tblCellMar>
-        </w:tblPrEx>
         <w:trPr>
           <w:cantSplit/>
         </w:trPr>
@@ -2900,12 +3083,6 @@
         </w:tc>
       </w:tr>
       <w:tr>
-        <w:tblPrEx>
-          <w:tblCellMar>
-            <w:top w:w="0" w:type="dxa"/>
-            <w:bottom w:w="0" w:type="dxa"/>
-          </w:tblCellMar>
-        </w:tblPrEx>
         <w:trPr>
           <w:cantSplit/>
         </w:trPr>
@@ -2963,12 +3140,6 @@
         </w:tc>
       </w:tr>
       <w:tr>
-        <w:tblPrEx>
-          <w:tblCellMar>
-            <w:top w:w="0" w:type="dxa"/>
-            <w:bottom w:w="0" w:type="dxa"/>
-          </w:tblCellMar>
-        </w:tblPrEx>
         <w:trPr>
           <w:cantSplit/>
         </w:trPr>
@@ -3020,18 +3191,19 @@
                 <w:sz w:val="22"/>
                 <w:szCs w:val="22"/>
               </w:rPr>
-              <w:t>Theo phương án chọn ở giai đoạn 2 (có thể viết bằng .NET nếu cần gần với hệ thống APIS)</w:t>
+              <w:t>Theo phương án chọn ở giai đoạn 2 (có thể viết bằng .NET nếu cần gần với hệ thống API</w:t>
+            </w:r>
+            <w:r>
+              <w:rPr>
+                <w:sz w:val="22"/>
+                <w:szCs w:val="22"/>
+              </w:rPr>
+              <w:t>S)</w:t>
             </w:r>
           </w:p>
         </w:tc>
       </w:tr>
       <w:tr>
-        <w:tblPrEx>
-          <w:tblCellMar>
-            <w:top w:w="0" w:type="dxa"/>
-            <w:bottom w:w="0" w:type="dxa"/>
-          </w:tblCellMar>
-        </w:tblPrEx>
         <w:trPr>
           <w:cantSplit/>
         </w:trPr>
@@ -3089,12 +3261,6 @@
         </w:tc>
       </w:tr>
       <w:tr>
-        <w:tblPrEx>
-          <w:tblCellMar>
-            <w:top w:w="0" w:type="dxa"/>
-            <w:bottom w:w="0" w:type="dxa"/>
-          </w:tblCellMar>
-        </w:tblPrEx>
         <w:trPr>
           <w:cantSplit/>
         </w:trPr>
@@ -3219,6 +3385,7 @@
           <w:b/>
           <w:bCs/>
         </w:rPr>
+        <w:lastRenderedPageBreak/>
         <w:t xml:space="preserve">Trích dẫn: </w:t>
       </w:r>
       <w:r>
@@ -3242,7 +3409,10 @@
         <w:t xml:space="preserve">Tra cứu cá nhân: </w:t>
       </w:r>
       <w:r>
-        <w:t>kiểm thử phân quyền, bảo đảm không thể xem dữ liệu của người khác bằng bất kỳ cách đặt câu hỏi nào.</w:t>
+        <w:t>kiểm thử phân quyền, bảo đảm kh</w:t>
+      </w:r>
+      <w:r>
+        <w:t>ông thể xem dữ liệu của người khác bằng bất kỳ cách đặt câu hỏi nào.</w:t>
       </w:r>
     </w:p>
     <w:p>
@@ -3276,12 +3446,6 @@
         <w:gridCol w:w="4536"/>
       </w:tblGrid>
       <w:tr>
-        <w:tblPrEx>
-          <w:tblCellMar>
-            <w:top w:w="0" w:type="dxa"/>
-            <w:bottom w:w="0" w:type="dxa"/>
-          </w:tblCellMar>
-        </w:tblPrEx>
         <w:trPr>
           <w:cantSplit/>
           <w:tblHeader/>
@@ -3375,12 +3539,6 @@
         </w:tc>
       </w:tr>
       <w:tr>
-        <w:tblPrEx>
-          <w:tblCellMar>
-            <w:top w:w="0" w:type="dxa"/>
-            <w:bottom w:w="0" w:type="dxa"/>
-          </w:tblCellMar>
-        </w:tblPrEx>
         <w:trPr>
           <w:cantSplit/>
         </w:trPr>
@@ -3464,12 +3622,6 @@
         </w:tc>
       </w:tr>
       <w:tr>
-        <w:tblPrEx>
-          <w:tblCellMar>
-            <w:top w:w="0" w:type="dxa"/>
-            <w:bottom w:w="0" w:type="dxa"/>
-          </w:tblCellMar>
-        </w:tblPrEx>
         <w:trPr>
           <w:cantSplit/>
         </w:trPr>
@@ -3547,18 +3699,19 @@
                 <w:sz w:val="22"/>
                 <w:szCs w:val="22"/>
               </w:rPr>
-              <w:t>Chatbot trả lời quy chế, CTĐT có trích nguồn; báo cáo độ chính xác</w:t>
+              <w:t xml:space="preserve">Chatbot trả lời quy chế, CTĐT có </w:t>
+            </w:r>
+            <w:r>
+              <w:rPr>
+                <w:sz w:val="22"/>
+                <w:szCs w:val="22"/>
+              </w:rPr>
+              <w:t>trích nguồn; báo cáo độ chính xác</w:t>
             </w:r>
           </w:p>
         </w:tc>
       </w:tr>
       <w:tr>
-        <w:tblPrEx>
-          <w:tblCellMar>
-            <w:top w:w="0" w:type="dxa"/>
-            <w:bottom w:w="0" w:type="dxa"/>
-          </w:tblCellMar>
-        </w:tblPrEx>
         <w:trPr>
           <w:cantSplit/>
         </w:trPr>
@@ -3642,12 +3795,6 @@
         </w:tc>
       </w:tr>
       <w:tr>
-        <w:tblPrEx>
-          <w:tblCellMar>
-            <w:top w:w="0" w:type="dxa"/>
-            <w:bottom w:w="0" w:type="dxa"/>
-          </w:tblCellMar>
-        </w:tblPrEx>
         <w:trPr>
           <w:cantSplit/>
         </w:trPr>
@@ -3731,12 +3878,6 @@
         </w:tc>
       </w:tr>
       <w:tr>
-        <w:tblPrEx>
-          <w:tblCellMar>
-            <w:top w:w="0" w:type="dxa"/>
-            <w:bottom w:w="0" w:type="dxa"/>
-          </w:tblCellMar>
-        </w:tblPrEx>
         <w:trPr>
           <w:cantSplit/>
         </w:trPr>
@@ -3855,12 +3996,6 @@
         <w:gridCol w:w="5039"/>
       </w:tblGrid>
       <w:tr>
-        <w:tblPrEx>
-          <w:tblCellMar>
-            <w:top w:w="0" w:type="dxa"/>
-            <w:bottom w:w="0" w:type="dxa"/>
-          </w:tblCellMar>
-        </w:tblPrEx>
         <w:trPr>
           <w:cantSplit/>
           <w:tblHeader/>
@@ -3925,12 +4060,6 @@
         </w:tc>
       </w:tr>
       <w:tr>
-        <w:tblPrEx>
-          <w:tblCellMar>
-            <w:top w:w="0" w:type="dxa"/>
-            <w:bottom w:w="0" w:type="dxa"/>
-          </w:tblCellMar>
-        </w:tblPrEx>
         <w:trPr>
           <w:cantSplit/>
         </w:trPr>
@@ -3988,12 +4117,6 @@
         </w:tc>
       </w:tr>
       <w:tr>
-        <w:tblPrEx>
-          <w:tblCellMar>
-            <w:top w:w="0" w:type="dxa"/>
-            <w:bottom w:w="0" w:type="dxa"/>
-          </w:tblCellMar>
-        </w:tblPrEx>
         <w:trPr>
           <w:cantSplit/>
         </w:trPr>
@@ -4051,12 +4174,6 @@
         </w:tc>
       </w:tr>
       <w:tr>
-        <w:tblPrEx>
-          <w:tblCellMar>
-            <w:top w:w="0" w:type="dxa"/>
-            <w:bottom w:w="0" w:type="dxa"/>
-          </w:tblCellMar>
-        </w:tblPrEx>
         <w:trPr>
           <w:cantSplit/>
         </w:trPr>
@@ -4082,7 +4199,14 @@
                 <w:sz w:val="22"/>
                 <w:szCs w:val="22"/>
               </w:rPr>
-              <w:t>Lộ dữ liệu cá nhân</w:t>
+              <w:t xml:space="preserve">Lộ dữ </w:t>
+            </w:r>
+            <w:r>
+              <w:rPr>
+                <w:sz w:val="22"/>
+                <w:szCs w:val="22"/>
+              </w:rPr>
+              <w:t>liệu cá nhân</w:t>
             </w:r>
           </w:p>
         </w:tc>
@@ -4114,12 +4238,6 @@
         </w:tc>
       </w:tr>
       <w:tr>
-        <w:tblPrEx>
-          <w:tblCellMar>
-            <w:top w:w="0" w:type="dxa"/>
-            <w:bottom w:w="0" w:type="dxa"/>
-          </w:tblCellMar>
-        </w:tblPrEx>
         <w:trPr>
           <w:cantSplit/>
         </w:trPr>
@@ -4177,12 +4295,6 @@
         </w:tc>
       </w:tr>
       <w:tr>
-        <w:tblPrEx>
-          <w:tblCellMar>
-            <w:top w:w="0" w:type="dxa"/>
-            <w:bottom w:w="0" w:type="dxa"/>
-          </w:tblCellMar>
-        </w:tblPrEx>
         <w:trPr>
           <w:cantSplit/>
         </w:trPr>
@@ -4234,18 +4346,19 @@
                 <w:sz w:val="22"/>
                 <w:szCs w:val="22"/>
               </w:rPr>
-              <w:t>Quy trình cập nhật, gắn ngày hiệu lực, loại bỏ văn bản hết hiệu lực</w:t>
+              <w:t>Quy trình cập nhật, gắn ngày hiệu lực, loại bỏ văn bản h</w:t>
+            </w:r>
+            <w:r>
+              <w:rPr>
+                <w:sz w:val="22"/>
+                <w:szCs w:val="22"/>
+              </w:rPr>
+              <w:t>ết hiệu lực</w:t>
             </w:r>
           </w:p>
         </w:tc>
       </w:tr>
       <w:tr>
-        <w:tblPrEx>
-          <w:tblCellMar>
-            <w:top w:w="0" w:type="dxa"/>
-            <w:bottom w:w="0" w:type="dxa"/>
-          </w:tblCellMar>
-        </w:tblPrEx>
         <w:trPr>
           <w:cantSplit/>
         </w:trPr>
@@ -4339,12 +4452,6 @@
         <w:gridCol w:w="3629"/>
       </w:tblGrid>
       <w:tr>
-        <w:tblPrEx>
-          <w:tblCellMar>
-            <w:top w:w="0" w:type="dxa"/>
-            <w:bottom w:w="0" w:type="dxa"/>
-          </w:tblCellMar>
-        </w:tblPrEx>
         <w:trPr>
           <w:cantSplit/>
           <w:tblHeader/>
@@ -4438,12 +4545,6 @@
         </w:tc>
       </w:tr>
       <w:tr>
-        <w:tblPrEx>
-          <w:tblCellMar>
-            <w:top w:w="0" w:type="dxa"/>
-            <w:bottom w:w="0" w:type="dxa"/>
-          </w:tblCellMar>
-        </w:tblPrEx>
         <w:trPr>
           <w:cantSplit/>
         </w:trPr>
@@ -4527,12 +4628,6 @@
         </w:tc>
       </w:tr>
       <w:tr>
-        <w:tblPrEx>
-          <w:tblCellMar>
-            <w:top w:w="0" w:type="dxa"/>
-            <w:bottom w:w="0" w:type="dxa"/>
-          </w:tblCellMar>
-        </w:tblPrEx>
         <w:trPr>
           <w:cantSplit/>
         </w:trPr>
@@ -4616,12 +4711,6 @@
         </w:tc>
       </w:tr>
       <w:tr>
-        <w:tblPrEx>
-          <w:tblCellMar>
-            <w:top w:w="0" w:type="dxa"/>
-            <w:bottom w:w="0" w:type="dxa"/>
-          </w:tblCellMar>
-        </w:tblPrEx>
         <w:trPr>
           <w:cantSplit/>
         </w:trPr>
@@ -4705,12 +4794,6 @@
         </w:tc>
       </w:tr>
       <w:tr>
-        <w:tblPrEx>
-          <w:tblCellMar>
-            <w:top w:w="0" w:type="dxa"/>
-            <w:bottom w:w="0" w:type="dxa"/>
-          </w:tblCellMar>
-        </w:tblPrEx>
         <w:trPr>
           <w:cantSplit/>
         </w:trPr>
@@ -4794,12 +4877,6 @@
         </w:tc>
       </w:tr>
       <w:tr>
-        <w:tblPrEx>
-          <w:tblCellMar>
-            <w:top w:w="0" w:type="dxa"/>
-            <w:bottom w:w="0" w:type="dxa"/>
-          </w:tblCellMar>
-        </w:tblPrEx>
         <w:trPr>
           <w:cantSplit/>
         </w:trPr>
@@ -4883,12 +4960,6 @@
         </w:tc>
       </w:tr>
       <w:tr>
-        <w:tblPrEx>
-          <w:tblCellMar>
-            <w:top w:w="0" w:type="dxa"/>
-            <w:bottom w:w="0" w:type="dxa"/>
-          </w:tblCellMar>
-        </w:tblPrEx>
         <w:trPr>
           <w:cantSplit/>
         </w:trPr>
@@ -4972,12 +5043,6 @@
         </w:tc>
       </w:tr>
       <w:tr>
-        <w:tblPrEx>
-          <w:tblCellMar>
-            <w:top w:w="0" w:type="dxa"/>
-            <w:bottom w:w="0" w:type="dxa"/>
-          </w:tblCellMar>
-        </w:tblPrEx>
         <w:trPr>
           <w:cantSplit/>
         </w:trPr>
@@ -5029,7 +5094,14 @@
                 <w:sz w:val="22"/>
                 <w:szCs w:val="22"/>
               </w:rPr>
-              <w:t>/riːd ˈoʊnli/</w:t>
+              <w:t xml:space="preserve">/riːd </w:t>
+            </w:r>
+            <w:r>
+              <w:rPr>
+                <w:sz w:val="22"/>
+                <w:szCs w:val="22"/>
+              </w:rPr>
+              <w:t>ˈoʊnli/</w:t>
             </w:r>
           </w:p>
         </w:tc>
@@ -5061,12 +5133,6 @@
         </w:tc>
       </w:tr>
       <w:tr>
-        <w:tblPrEx>
-          <w:tblCellMar>
-            <w:top w:w="0" w:type="dxa"/>
-            <w:bottom w:w="0" w:type="dxa"/>
-          </w:tblCellMar>
-        </w:tblPrEx>
         <w:trPr>
           <w:cantSplit/>
         </w:trPr>
@@ -5092,6 +5158,7 @@
                 <w:sz w:val="22"/>
                 <w:szCs w:val="22"/>
               </w:rPr>
+              <w:lastRenderedPageBreak/>
               <w:t>replica</w:t>
             </w:r>
           </w:p>
@@ -5150,12 +5217,6 @@
         </w:tc>
       </w:tr>
       <w:tr>
-        <w:tblPrEx>
-          <w:tblCellMar>
-            <w:top w:w="0" w:type="dxa"/>
-            <w:bottom w:w="0" w:type="dxa"/>
-          </w:tblCellMar>
-        </w:tblPrEx>
         <w:trPr>
           <w:cantSplit/>
         </w:trPr>
@@ -5239,12 +5300,6 @@
         </w:tc>
       </w:tr>
       <w:tr>
-        <w:tblPrEx>
-          <w:tblCellMar>
-            <w:top w:w="0" w:type="dxa"/>
-            <w:bottom w:w="0" w:type="dxa"/>
-          </w:tblCellMar>
-        </w:tblPrEx>
         <w:trPr>
           <w:cantSplit/>
         </w:trPr>
@@ -5347,7 +5402,10 @@
         <w:jc w:val="both"/>
       </w:pPr>
       <w:r>
-        <w:t>Dự án nên bắt đầu từ phần an toàn và có giá trị ngay (RAG trên văn bản), đồng thời làm việc sớm với APIS vì việc kết nối dữ liệu cá nhân phụ thuộc nhiều vào bên cung cấp phần mềm. Các việc cần làm ngay:</w:t>
+        <w:t xml:space="preserve">Dự án nên bắt đầu </w:t>
+      </w:r>
+      <w:r>
+        <w:t>từ phần an toàn và có giá trị ngay (RAG trên văn bản), đồng thời làm việc sớm với APIS vì việc kết nối dữ liệu cá nhân phụ thuộc nhiều vào bên cung cấp phần mềm. Các việc cần làm ngay:</w:t>
       </w:r>
     </w:p>
     <w:p>
@@ -5360,7 +5418,10 @@
         <w:spacing w:after="80" w:line="300" w:lineRule="auto"/>
       </w:pPr>
       <w:r>
-        <w:t>Thu thập bộ câu hỏi thật và danh mục văn bản quy chế, CTĐT đang hiệu lực.</w:t>
+        <w:t>Thu thập bộ câu hỏi thật và danh mục văn bản quy chế, CTĐT đang hiệu lự</w:t>
+      </w:r>
+      <w:r>
+        <w:t>c.</w:t>
       </w:r>
     </w:p>
     <w:p>
@@ -5402,8 +5463,402 @@
         <w:t>Thống nhất với Phòng Đào tạo về đầu mối kiểm duyệt nội dung và quy trình cập nhật.</w:t>
       </w:r>
     </w:p>
+    <w:p>
+      <w:pPr>
+        <w:pBdr>
+          <w:bottom w:val="double" w:sz="6" w:space="1" w:color="auto"/>
+        </w:pBdr>
+        <w:spacing w:after="80" w:line="300" w:lineRule="auto"/>
+      </w:pPr>
+    </w:p>
+    <w:p>
+      <w:pPr>
+        <w:spacing w:after="80" w:line="300" w:lineRule="auto"/>
+        <w:rPr>
+          <w:b/>
+        </w:rPr>
+      </w:pPr>
+      <w:r>
+        <w:rPr>
+          <w:highlight w:val="yellow"/>
+        </w:rPr>
+        <w:t>Thực tế:</w:t>
+      </w:r>
+    </w:p>
+    <w:p>
+      <w:pPr>
+        <w:spacing w:after="80" w:line="300" w:lineRule="auto"/>
+      </w:pPr>
+      <w:r>
+        <w:rPr>
+          <w:b/>
+        </w:rPr>
+        <w:tab/>
+      </w:r>
+      <w:r>
+        <w:t>1</w:t>
+      </w:r>
+      <w:r>
+        <w:rPr>
+          <w:b/>
+        </w:rPr>
+        <w:t>.</w:t>
+      </w:r>
+      <w:r>
+        <w:t>Lấy dữ liệu các văn bản, tôi chuyển sang file.txt</w:t>
+      </w:r>
+    </w:p>
+    <w:p>
+      <w:pPr>
+        <w:spacing w:after="80" w:line="300" w:lineRule="auto"/>
+      </w:pPr>
+      <w:r>
+        <w:tab/>
+        <w:t xml:space="preserve">2.Trunk dữ liệu thành  ở đây là file json: </w:t>
+      </w:r>
+      <w:r>
+        <w:rPr>
+          <w:i/>
+          <w:color w:val="4472C4" w:themeColor="accent1"/>
+        </w:rPr>
+        <w:t>chunks_QD168-2026.json</w:t>
+      </w:r>
+      <w:r>
+        <w:rPr>
+          <w:color w:val="4472C4" w:themeColor="accent1"/>
+        </w:rPr>
+        <w:t xml:space="preserve"> </w:t>
+      </w:r>
+    </w:p>
+    <w:p>
+      <w:pPr>
+        <w:spacing w:after="80" w:line="300" w:lineRule="auto"/>
+      </w:pPr>
+      <w:r>
+        <w:tab/>
+      </w:r>
+      <w:r>
+        <w:drawing>
+          <wp:inline distT="0" distB="0" distL="0" distR="0" wp14:anchorId="354F1F88" wp14:editId="05D24E6E">
+            <wp:extent cx="5760085" cy="1981835"/>
+            <wp:effectExtent l="0" t="0" r="0" b="0"/>
+            <wp:docPr id="1" name="Picture 1"/>
+            <wp:cNvGraphicFramePr>
+              <a:graphicFrameLocks xmlns:a="http://schemas.openxmlformats.org/drawingml/2006/main" noChangeAspect="1"/>
+            </wp:cNvGraphicFramePr>
+            <a:graphic xmlns:a="http://schemas.openxmlformats.org/drawingml/2006/main">
+              <a:graphicData uri="http://schemas.openxmlformats.org/drawingml/2006/picture">
+                <pic:pic xmlns:pic="http://schemas.openxmlformats.org/drawingml/2006/picture">
+                  <pic:nvPicPr>
+                    <pic:cNvPr id="1" name=""/>
+                    <pic:cNvPicPr/>
+                  </pic:nvPicPr>
+                  <pic:blipFill>
+                    <a:blip r:embed="rId7"/>
+                    <a:stretch>
+                      <a:fillRect/>
+                    </a:stretch>
+                  </pic:blipFill>
+                  <pic:spPr>
+                    <a:xfrm>
+                      <a:off x="0" y="0"/>
+                      <a:ext cx="5760085" cy="1981835"/>
+                    </a:xfrm>
+                    <a:prstGeom prst="rect">
+                      <a:avLst/>
+                    </a:prstGeom>
+                  </pic:spPr>
+                </pic:pic>
+              </a:graphicData>
+            </a:graphic>
+          </wp:inline>
+        </w:drawing>
+      </w:r>
+    </w:p>
+    <w:p>
+      <w:pPr>
+        <w:numPr>
+          <w:ilvl w:val="0"/>
+          <w:numId w:val="6"/>
+        </w:numPr>
+        <w:spacing w:before="100" w:beforeAutospacing="1" w:after="100" w:afterAutospacing="1"/>
+        <w:rPr>
+          <w:sz w:val="24"/>
+          <w:szCs w:val="24"/>
+        </w:rPr>
+      </w:pPr>
+      <w:r>
+        <w:rPr>
+          <w:b/>
+          <w:bCs/>
+          <w:sz w:val="24"/>
+          <w:szCs w:val="24"/>
+        </w:rPr>
+        <w:t>Theo cú pháp JSON</w:t>
+      </w:r>
+      <w:r>
+        <w:rPr>
+          <w:sz w:val="24"/>
+          <w:szCs w:val="24"/>
+        </w:rPr>
+        <w:t xml:space="preserve">, mỗi khối nằm trong cặp ngoặc </w:t>
+      </w:r>
+      <w:r>
+        <w:rPr>
+          <w:rFonts w:ascii="Courier New" w:hAnsi="Courier New" w:cs="Courier New"/>
+          <w:sz w:val="20"/>
+          <w:szCs w:val="20"/>
+        </w:rPr>
+        <w:t>{ ... }</w:t>
+      </w:r>
+      <w:r>
+        <w:rPr>
+          <w:sz w:val="24"/>
+          <w:szCs w:val="24"/>
+        </w:rPr>
+        <w:t xml:space="preserve"> là một </w:t>
+      </w:r>
+      <w:r>
+        <w:rPr>
+          <w:b/>
+          <w:bCs/>
+          <w:sz w:val="24"/>
+          <w:szCs w:val="24"/>
+        </w:rPr>
+        <w:t>object</w:t>
+      </w:r>
+      <w:r>
+        <w:rPr>
+          <w:sz w:val="24"/>
+          <w:szCs w:val="24"/>
+        </w:rPr>
+        <w:t xml:space="preserve"> (đối tượng). Cả file là một </w:t>
+      </w:r>
+      <w:r>
+        <w:rPr>
+          <w:b/>
+          <w:bCs/>
+          <w:sz w:val="24"/>
+          <w:szCs w:val="24"/>
+        </w:rPr>
+        <w:t>mảng</w:t>
+      </w:r>
+      <w:r>
+        <w:rPr>
+          <w:sz w:val="24"/>
+          <w:szCs w:val="24"/>
+        </w:rPr>
+        <w:t xml:space="preserve"> (array, cặp ngoặc vuông </w:t>
+      </w:r>
+      <w:r>
+        <w:rPr>
+          <w:rFonts w:ascii="Courier New" w:hAnsi="Courier New" w:cs="Courier New"/>
+          <w:sz w:val="20"/>
+          <w:szCs w:val="20"/>
+        </w:rPr>
+        <w:t>[ ... ]</w:t>
+      </w:r>
+      <w:r>
+        <w:rPr>
+          <w:sz w:val="24"/>
+          <w:szCs w:val="24"/>
+        </w:rPr>
+        <w:t>) chứa nhiều object như vậy, cách nhau bằng dấu phẩy.</w:t>
+      </w:r>
+    </w:p>
+    <w:p>
+      <w:pPr>
+        <w:numPr>
+          <w:ilvl w:val="0"/>
+          <w:numId w:val="6"/>
+        </w:numPr>
+        <w:spacing w:before="100" w:beforeAutospacing="1" w:after="100" w:afterAutospacing="1"/>
+        <w:rPr>
+          <w:sz w:val="24"/>
+          <w:szCs w:val="24"/>
+        </w:rPr>
+      </w:pPr>
+      <w:r>
+        <w:rPr>
+          <w:b/>
+          <w:bCs/>
+          <w:sz w:val="24"/>
+          <w:szCs w:val="24"/>
+        </w:rPr>
+        <w:t>Theo ngữ cảnh RAG</w:t>
+      </w:r>
+      <w:r>
+        <w:rPr>
+          <w:sz w:val="24"/>
+          <w:szCs w:val="24"/>
+        </w:rPr>
+        <w:t xml:space="preserve">, mỗi object này là một </w:t>
+      </w:r>
+      <w:r>
+        <w:rPr>
+          <w:b/>
+          <w:bCs/>
+          <w:sz w:val="24"/>
+          <w:szCs w:val="24"/>
+        </w:rPr>
+        <w:t>chunk</w:t>
+      </w:r>
+      <w:r>
+        <w:rPr>
+          <w:sz w:val="24"/>
+          <w:szCs w:val="24"/>
+        </w:rPr>
+        <w:t xml:space="preserve"> (đoạn), tức một mẩu kiến thức để tìm kiếm.</w:t>
+      </w:r>
+    </w:p>
+    <w:p>
+      <w:pPr>
+        <w:numPr>
+          <w:ilvl w:val="0"/>
+          <w:numId w:val="6"/>
+        </w:numPr>
+        <w:spacing w:before="100" w:beforeAutospacing="1" w:after="100" w:afterAutospacing="1"/>
+        <w:rPr>
+          <w:sz w:val="24"/>
+          <w:szCs w:val="24"/>
+        </w:rPr>
+      </w:pPr>
+      <w:r>
+        <w:rPr>
+          <w:b/>
+          <w:bCs/>
+          <w:sz w:val="24"/>
+          <w:szCs w:val="24"/>
+        </w:rPr>
+        <w:t>Khi nạp vào cơ sở dữ liệu vector</w:t>
+      </w:r>
+      <w:r>
+        <w:rPr>
+          <w:sz w:val="24"/>
+          <w:szCs w:val="24"/>
+        </w:rPr>
+        <w:t xml:space="preserve">, nó trở thành một </w:t>
+      </w:r>
+      <w:r>
+        <w:rPr>
+          <w:b/>
+          <w:bCs/>
+          <w:sz w:val="24"/>
+          <w:szCs w:val="24"/>
+        </w:rPr>
+        <w:t>bản ghi</w:t>
+      </w:r>
+      <w:r>
+        <w:rPr>
+          <w:sz w:val="24"/>
+          <w:szCs w:val="24"/>
+        </w:rPr>
+        <w:t xml:space="preserve"> (record). Mỗi hệ có tên riêng: Chroma gọi là </w:t>
+      </w:r>
+      <w:r>
+        <w:rPr>
+          <w:i/>
+          <w:iCs/>
+          <w:sz w:val="24"/>
+          <w:szCs w:val="24"/>
+        </w:rPr>
+        <w:t>document</w:t>
+      </w:r>
+      <w:r>
+        <w:rPr>
+          <w:sz w:val="24"/>
+          <w:szCs w:val="24"/>
+        </w:rPr>
+        <w:t xml:space="preserve">, Qdrant gọi là </w:t>
+      </w:r>
+      <w:r>
+        <w:rPr>
+          <w:i/>
+          <w:iCs/>
+          <w:sz w:val="24"/>
+          <w:szCs w:val="24"/>
+        </w:rPr>
+        <w:t>point</w:t>
+      </w:r>
+      <w:r>
+        <w:rPr>
+          <w:sz w:val="24"/>
+          <w:szCs w:val="24"/>
+        </w:rPr>
+        <w:t>.</w:t>
+      </w:r>
+    </w:p>
+    <w:p>
+      <w:pPr>
+        <w:spacing w:before="100" w:beforeAutospacing="1" w:after="100" w:afterAutospacing="1"/>
+        <w:ind w:left="720"/>
+        <w:rPr>
+          <w:sz w:val="24"/>
+          <w:szCs w:val="24"/>
+        </w:rPr>
+      </w:pPr>
+      <w:r>
+        <w:rPr>
+          <w:sz w:val="24"/>
+          <w:szCs w:val="24"/>
+        </w:rPr>
+        <w:lastRenderedPageBreak/>
+        <w:drawing>
+          <wp:inline distT="0" distB="0" distL="0" distR="0" wp14:anchorId="0CC964CC" wp14:editId="318B7E2B">
+            <wp:extent cx="5760085" cy="3148330"/>
+            <wp:effectExtent l="0" t="0" r="0" b="0"/>
+            <wp:docPr id="2" name="Picture 2"/>
+            <wp:cNvGraphicFramePr>
+              <a:graphicFrameLocks xmlns:a="http://schemas.openxmlformats.org/drawingml/2006/main" noChangeAspect="1"/>
+            </wp:cNvGraphicFramePr>
+            <a:graphic xmlns:a="http://schemas.openxmlformats.org/drawingml/2006/main">
+              <a:graphicData uri="http://schemas.openxmlformats.org/drawingml/2006/picture">
+                <pic:pic xmlns:pic="http://schemas.openxmlformats.org/drawingml/2006/picture">
+                  <pic:nvPicPr>
+                    <pic:cNvPr id="1" name=""/>
+                    <pic:cNvPicPr/>
+                  </pic:nvPicPr>
+                  <pic:blipFill>
+                    <a:blip r:embed="rId8"/>
+                    <a:stretch>
+                      <a:fillRect/>
+                    </a:stretch>
+                  </pic:blipFill>
+                  <pic:spPr>
+                    <a:xfrm>
+                      <a:off x="0" y="0"/>
+                      <a:ext cx="5760085" cy="3148330"/>
+                    </a:xfrm>
+                    <a:prstGeom prst="rect">
+                      <a:avLst/>
+                    </a:prstGeom>
+                  </pic:spPr>
+                </pic:pic>
+              </a:graphicData>
+            </a:graphic>
+          </wp:inline>
+        </w:drawing>
+      </w:r>
+    </w:p>
+    <w:p>
+      <w:pPr>
+        <w:spacing w:before="100" w:beforeAutospacing="1" w:after="100" w:afterAutospacing="1"/>
+        <w:ind w:left="720"/>
+        <w:rPr>
+          <w:sz w:val="24"/>
+          <w:szCs w:val="24"/>
+        </w:rPr>
+      </w:pPr>
+      <w:bookmarkStart w:id="0" w:name="_GoBack"/>
+      <w:bookmarkEnd w:id="0"/>
+    </w:p>
+    <w:p>
+      <w:pPr>
+        <w:spacing w:after="80" w:line="300" w:lineRule="auto"/>
+      </w:pPr>
+    </w:p>
     <w:sectPr>
-      <w:footerReference w:type="default" r:id="rId7"/>
+      <w:footerReference w:type="default" r:id="rId9"/>
       <w:pgSz w:w="11906" w:h="16838"/>
       <w:pgMar w:top="1134" w:right="1134" w:bottom="1134" w:left="1701" w:header="708" w:footer="708" w:gutter="0"/>
       <w:cols w:space="720"/>
@@ -5414,7 +5869,7 @@
 </file>
 
 <file path=word/endnotes.xml><?xml version="1.0" encoding="utf-8"?>
-<w:endnotes xmlns:wpc="http://schemas.microsoft.com/office/word/2010/wordprocessingCanvas" xmlns:cx="http://schemas.microsoft.com/office/drawing/2014/chartex" xmlns:cx1="http://schemas.microsoft.com/office/drawing/2015/9/8/chartex" xmlns:cx2="http://schemas.microsoft.com/office/drawing/2015/10/21/chartex" xmlns:cx3="http://schemas.microsoft.com/office/drawing/2016/5/9/chartex" xmlns:cx4="http://schemas.microsoft.com/office/drawing/2016/5/10/chartex" xmlns:cx5="http://schemas.microsoft.com/office/drawing/2016/5/11/chartex" xmlns:cx6="http://schemas.microsoft.com/office/drawing/2016/5/12/chartex" xmlns:cx7="http://schemas.microsoft.com/office/drawing/2016/5/13/chartex" xmlns:cx8="http://schemas.microsoft.com/office/drawing/2016/5/14/chartex" xmlns:mc="http://schemas.openxmlformats.org/markup-compatibility/2006" xmlns:aink="http://schemas.microsoft.com/office/drawing/2016/ink" xmlns:am3d="http://schemas.microsoft.com/office/drawing/2017/model3d" xmlns:o="urn:schemas-microsoft-com:office:office" xmlns:oel="http://schemas.microsoft.com/office/2019/extlst" xmlns:r="http://schemas.openxmlformats.org/officeDocument/2006/relationships" xmlns:m="http://schemas.openxmlformats.org/officeDocument/2006/math" xmlns:v="urn:schemas-microsoft-com:vml" xmlns:wp14="http://schemas.microsoft.com/office/word/2010/wordprocessingDrawing" xmlns:wp="http://schemas.openxmlformats.org/drawingml/2006/wordprocessingDrawing" xmlns:w10="urn:schemas-microsoft-com:office:word" xmlns:w="http://schemas.openxmlformats.org/wordprocessingml/2006/main" xmlns:w14="http://schemas.microsoft.com/office/word/2010/wordml" xmlns:w15="http://schemas.microsoft.com/office/word/2012/wordml" xmlns:w16cex="http://schemas.microsoft.com/office/word/2018/wordml/cex" xmlns:w16cid="http://schemas.microsoft.com/office/word/2016/wordml/cid" xmlns:w16="http://schemas.microsoft.com/office/word/2018/wordml" xmlns:w16du="http://schemas.microsoft.com/office/word/2023/wordml/word16du" xmlns:w16sdtdh="http://schemas.microsoft.com/office/word/2020/wordml/sdtdatahash" xmlns:w16sdtfl="http://schemas.microsoft.com/office/word/2024/wordml/sdtformatlock" xmlns:w16se="http://schemas.microsoft.com/office/word/2015/wordml/symex" xmlns:wpg="http://schemas.microsoft.com/office/word/2010/wordprocessingGroup" xmlns:wpi="http://schemas.microsoft.com/office/word/2010/wordprocessingInk" xmlns:wne="http://schemas.microsoft.com/office/word/2006/wordml" xmlns:wps="http://schemas.microsoft.com/office/word/2010/wordprocessingShape" mc:Ignorable="w14 w15 w16se w16cid w16 w16cex w16sdtdh w16sdtfl w16du wp14">
+<w:endnotes xmlns:wpc="http://schemas.microsoft.com/office/word/2010/wordprocessingCanvas" xmlns:cx="http://schemas.microsoft.com/office/drawing/2014/chartex" xmlns:mc="http://schemas.openxmlformats.org/markup-compatibility/2006" xmlns:o="urn:schemas-microsoft-com:office:office" xmlns:r="http://schemas.openxmlformats.org/officeDocument/2006/relationships" xmlns:m="http://schemas.openxmlformats.org/officeDocument/2006/math" xmlns:v="urn:schemas-microsoft-com:vml" xmlns:wp14="http://schemas.microsoft.com/office/word/2010/wordprocessingDrawing" xmlns:wp="http://schemas.openxmlformats.org/drawingml/2006/wordprocessingDrawing" xmlns:w10="urn:schemas-microsoft-com:office:word" xmlns:w="http://schemas.openxmlformats.org/wordprocessingml/2006/main" xmlns:w14="http://schemas.microsoft.com/office/word/2010/wordml" xmlns:w15="http://schemas.microsoft.com/office/word/2012/wordml" xmlns:w16se="http://schemas.microsoft.com/office/word/2015/wordml/symex" xmlns:wpg="http://schemas.microsoft.com/office/word/2010/wordprocessingGroup" xmlns:wpi="http://schemas.microsoft.com/office/word/2010/wordprocessingInk" xmlns:wne="http://schemas.microsoft.com/office/word/2006/wordml" xmlns:wps="http://schemas.microsoft.com/office/word/2010/wordprocessingShape" mc:Ignorable="w14 w15 w16se wp14">
   <w:endnote w:type="separator" w:id="-1">
     <w:p>
       <w:r>
@@ -5433,7 +5888,7 @@
 </file>
 
 <file path=word/footer1.xml><?xml version="1.0" encoding="utf-8"?>
-<w:ftr xmlns:wpc="http://schemas.microsoft.com/office/word/2010/wordprocessingCanvas" xmlns:cx="http://schemas.microsoft.com/office/drawing/2014/chartex" xmlns:cx1="http://schemas.microsoft.com/office/drawing/2015/9/8/chartex" xmlns:cx2="http://schemas.microsoft.com/office/drawing/2015/10/21/chartex" xmlns:cx3="http://schemas.microsoft.com/office/drawing/2016/5/9/chartex" xmlns:cx4="http://schemas.microsoft.com/office/drawing/2016/5/10/chartex" xmlns:cx5="http://schemas.microsoft.com/office/drawing/2016/5/11/chartex" xmlns:cx6="http://schemas.microsoft.com/office/drawing/2016/5/12/chartex" xmlns:cx7="http://schemas.microsoft.com/office/drawing/2016/5/13/chartex" xmlns:cx8="http://schemas.microsoft.com/office/drawing/2016/5/14/chartex" xmlns:mc="http://schemas.openxmlformats.org/markup-compatibility/2006" xmlns:aink="http://schemas.microsoft.com/office/drawing/2016/ink" xmlns:am3d="http://schemas.microsoft.com/office/drawing/2017/model3d" xmlns:o="urn:schemas-microsoft-com:office:office" xmlns:oel="http://schemas.microsoft.com/office/2019/extlst" xmlns:r="http://schemas.openxmlformats.org/officeDocument/2006/relationships" xmlns:m="http://schemas.openxmlformats.org/officeDocument/2006/math" xmlns:v="urn:schemas-microsoft-com:vml" xmlns:wp14="http://schemas.microsoft.com/office/word/2010/wordprocessingDrawing" xmlns:wp="http://schemas.openxmlformats.org/drawingml/2006/wordprocessingDrawing" xmlns:w10="urn:schemas-microsoft-com:office:word" xmlns:w="http://schemas.openxmlformats.org/wordprocessingml/2006/main" xmlns:w14="http://schemas.microsoft.com/office/word/2010/wordml" xmlns:w15="http://schemas.microsoft.com/office/word/2012/wordml" xmlns:w16cex="http://schemas.microsoft.com/office/word/2018/wordml/cex" xmlns:w16cid="http://schemas.microsoft.com/office/word/2016/wordml/cid" xmlns:w16="http://schemas.microsoft.com/office/word/2018/wordml" xmlns:w16du="http://schemas.microsoft.com/office/word/2023/wordml/word16du" xmlns:w16sdtdh="http://schemas.microsoft.com/office/word/2020/wordml/sdtdatahash" xmlns:w16sdtfl="http://schemas.microsoft.com/office/word/2024/wordml/sdtformatlock" xmlns:w16se="http://schemas.microsoft.com/office/word/2015/wordml/symex" xmlns:wpg="http://schemas.microsoft.com/office/word/2010/wordprocessingGroup" xmlns:wpi="http://schemas.microsoft.com/office/word/2010/wordprocessingInk" xmlns:wne="http://schemas.microsoft.com/office/word/2006/wordml" xmlns:wps="http://schemas.microsoft.com/office/word/2010/wordprocessingShape" mc:Ignorable="w14 w15 w16se w16cid w16 w16cex w16sdtdh w16sdtfl w16du wp14">
+<w:ftr xmlns:wpc="http://schemas.microsoft.com/office/word/2010/wordprocessingCanvas" xmlns:cx="http://schemas.microsoft.com/office/drawing/2014/chartex" xmlns:mc="http://schemas.openxmlformats.org/markup-compatibility/2006" xmlns:o="urn:schemas-microsoft-com:office:office" xmlns:r="http://schemas.openxmlformats.org/officeDocument/2006/relationships" xmlns:m="http://schemas.openxmlformats.org/officeDocument/2006/math" xmlns:v="urn:schemas-microsoft-com:vml" xmlns:wp14="http://schemas.microsoft.com/office/word/2010/wordprocessingDrawing" xmlns:wp="http://schemas.openxmlformats.org/drawingml/2006/wordprocessingDrawing" xmlns:w10="urn:schemas-microsoft-com:office:word" xmlns:w="http://schemas.openxmlformats.org/wordprocessingml/2006/main" xmlns:w14="http://schemas.microsoft.com/office/word/2010/wordml" xmlns:w15="http://schemas.microsoft.com/office/word/2012/wordml" xmlns:w16se="http://schemas.microsoft.com/office/word/2015/wordml/symex" xmlns:wpg="http://schemas.microsoft.com/office/word/2010/wordprocessingGroup" xmlns:wpi="http://schemas.microsoft.com/office/word/2010/wordprocessingInk" xmlns:wne="http://schemas.microsoft.com/office/word/2006/wordml" xmlns:wps="http://schemas.microsoft.com/office/word/2010/wordprocessingShape" mc:Ignorable="w14 w15 w16se wp14">
   <w:p>
     <w:pPr>
       <w:jc w:val="center"/>
@@ -5472,7 +5927,7 @@
         <w:sz w:val="20"/>
         <w:szCs w:val="20"/>
       </w:rPr>
-      <w:t>1</w:t>
+      <w:t>3</w:t>
     </w:r>
     <w:r>
       <w:rPr>
@@ -5486,7 +5941,7 @@
 </file>
 
 <file path=word/footnotes.xml><?xml version="1.0" encoding="utf-8"?>
-<w:footnotes xmlns:wpc="http://schemas.microsoft.com/office/word/2010/wordprocessingCanvas" xmlns:cx="http://schemas.microsoft.com/office/drawing/2014/chartex" xmlns:cx1="http://schemas.microsoft.com/office/drawing/2015/9/8/chartex" xmlns:cx2="http://schemas.microsoft.com/office/drawing/2015/10/21/chartex" xmlns:cx3="http://schemas.microsoft.com/office/drawing/2016/5/9/chartex" xmlns:cx4="http://schemas.microsoft.com/office/drawing/2016/5/10/chartex" xmlns:cx5="http://schemas.microsoft.com/office/drawing/2016/5/11/chartex" xmlns:cx6="http://schemas.microsoft.com/office/drawing/2016/5/12/chartex" xmlns:cx7="http://schemas.microsoft.com/office/drawing/2016/5/13/chartex" xmlns:cx8="http://schemas.microsoft.com/office/drawing/2016/5/14/chartex" xmlns:mc="http://schemas.openxmlformats.org/markup-compatibility/2006" xmlns:aink="http://schemas.microsoft.com/office/drawing/2016/ink" xmlns:am3d="http://schemas.microsoft.com/office/drawing/2017/model3d" xmlns:o="urn:schemas-microsoft-com:office:office" xmlns:oel="http://schemas.microsoft.com/office/2019/extlst" xmlns:r="http://schemas.openxmlformats.org/officeDocument/2006/relationships" xmlns:m="http://schemas.openxmlformats.org/officeDocument/2006/math" xmlns:v="urn:schemas-microsoft-com:vml" xmlns:wp14="http://schemas.microsoft.com/office/word/2010/wordprocessingDrawing" xmlns:wp="http://schemas.openxmlformats.org/drawingml/2006/wordprocessingDrawing" xmlns:w10="urn:schemas-microsoft-com:office:word" xmlns:w="http://schemas.openxmlformats.org/wordprocessingml/2006/main" xmlns:w14="http://schemas.microsoft.com/office/word/2010/wordml" xmlns:w15="http://schemas.microsoft.com/office/word/2012/wordml" xmlns:w16cex="http://schemas.microsoft.com/office/word/2018/wordml/cex" xmlns:w16cid="http://schemas.microsoft.com/office/word/2016/wordml/cid" xmlns:w16="http://schemas.microsoft.com/office/word/2018/wordml" xmlns:w16du="http://schemas.microsoft.com/office/word/2023/wordml/word16du" xmlns:w16sdtdh="http://schemas.microsoft.com/office/word/2020/wordml/sdtdatahash" xmlns:w16sdtfl="http://schemas.microsoft.com/office/word/2024/wordml/sdtformatlock" xmlns:w16se="http://schemas.microsoft.com/office/word/2015/wordml/symex" xmlns:wpg="http://schemas.microsoft.com/office/word/2010/wordprocessingGroup" xmlns:wpi="http://schemas.microsoft.com/office/word/2010/wordprocessingInk" xmlns:wne="http://schemas.microsoft.com/office/word/2006/wordml" xmlns:wps="http://schemas.microsoft.com/office/word/2010/wordprocessingShape" mc:Ignorable="w14 w15 w16se w16cid w16 w16cex w16sdtdh w16sdtfl w16du wp14">
+<w:footnotes xmlns:wpc="http://schemas.microsoft.com/office/word/2010/wordprocessingCanvas" xmlns:cx="http://schemas.microsoft.com/office/drawing/2014/chartex" xmlns:mc="http://schemas.openxmlformats.org/markup-compatibility/2006" xmlns:o="urn:schemas-microsoft-com:office:office" xmlns:r="http://schemas.openxmlformats.org/officeDocument/2006/relationships" xmlns:m="http://schemas.openxmlformats.org/officeDocument/2006/math" xmlns:v="urn:schemas-microsoft-com:vml" xmlns:wp14="http://schemas.microsoft.com/office/word/2010/wordprocessingDrawing" xmlns:wp="http://schemas.openxmlformats.org/drawingml/2006/wordprocessingDrawing" xmlns:w10="urn:schemas-microsoft-com:office:word" xmlns:w="http://schemas.openxmlformats.org/wordprocessingml/2006/main" xmlns:w14="http://schemas.microsoft.com/office/word/2010/wordml" xmlns:w15="http://schemas.microsoft.com/office/word/2012/wordml" xmlns:w16se="http://schemas.microsoft.com/office/word/2015/wordml/symex" xmlns:wpg="http://schemas.microsoft.com/office/word/2010/wordprocessingGroup" xmlns:wpi="http://schemas.microsoft.com/office/word/2010/wordprocessingInk" xmlns:wne="http://schemas.microsoft.com/office/word/2006/wordml" xmlns:wps="http://schemas.microsoft.com/office/word/2010/wordprocessingShape" mc:Ignorable="w14 w15 w16se wp14">
   <w:footnote w:type="separator" w:id="-1">
     <w:p>
       <w:r>
@@ -5505,7 +5960,7 @@
 </file>
 
 <file path=word/numbering.xml><?xml version="1.0" encoding="utf-8"?>
-<w:numbering xmlns:wpc="http://schemas.microsoft.com/office/word/2010/wordprocessingCanvas" xmlns:cx="http://schemas.microsoft.com/office/drawing/2014/chartex" xmlns:cx1="http://schemas.microsoft.com/office/drawing/2015/9/8/chartex" xmlns:cx2="http://schemas.microsoft.com/office/drawing/2015/10/21/chartex" xmlns:cx3="http://schemas.microsoft.com/office/drawing/2016/5/9/chartex" xmlns:cx4="http://schemas.microsoft.com/office/drawing/2016/5/10/chartex" xmlns:cx5="http://schemas.microsoft.com/office/drawing/2016/5/11/chartex" xmlns:cx6="http://schemas.microsoft.com/office/drawing/2016/5/12/chartex" xmlns:cx7="http://schemas.microsoft.com/office/drawing/2016/5/13/chartex" xmlns:cx8="http://schemas.microsoft.com/office/drawing/2016/5/14/chartex" xmlns:mc="http://schemas.openxmlformats.org/markup-compatibility/2006" xmlns:aink="http://schemas.microsoft.com/office/drawing/2016/ink" xmlns:am3d="http://schemas.microsoft.com/office/drawing/2017/model3d" xmlns:o="urn:schemas-microsoft-com:office:office" xmlns:oel="http://schemas.microsoft.com/office/2019/extlst" xmlns:r="http://schemas.openxmlformats.org/officeDocument/2006/relationships" xmlns:m="http://schemas.openxmlformats.org/officeDocument/2006/math" xmlns:v="urn:schemas-microsoft-com:vml" xmlns:wp14="http://schemas.microsoft.com/office/word/2010/wordprocessingDrawing" xmlns:wp="http://schemas.openxmlformats.org/drawingml/2006/wordprocessingDrawing" xmlns:w10="urn:schemas-microsoft-com:office:word" xmlns:w="http://schemas.openxmlformats.org/wordprocessingml/2006/main" xmlns:w14="http://schemas.microsoft.com/office/word/2010/wordml" xmlns:w15="http://schemas.microsoft.com/office/word/2012/wordml" xmlns:w16cex="http://schemas.microsoft.com/office/word/2018/wordml/cex" xmlns:w16cid="http://schemas.microsoft.com/office/word/2016/wordml/cid" xmlns:w16="http://schemas.microsoft.com/office/word/2018/wordml" xmlns:w16du="http://schemas.microsoft.com/office/word/2023/wordml/word16du" xmlns:w16sdtdh="http://schemas.microsoft.com/office/word/2020/wordml/sdtdatahash" xmlns:w16sdtfl="http://schemas.microsoft.com/office/word/2024/wordml/sdtformatlock" xmlns:w16se="http://schemas.microsoft.com/office/word/2015/wordml/symex" xmlns:wpg="http://schemas.microsoft.com/office/word/2010/wordprocessingGroup" xmlns:wpi="http://schemas.microsoft.com/office/word/2010/wordprocessingInk" xmlns:wne="http://schemas.microsoft.com/office/word/2006/wordml" xmlns:wps="http://schemas.microsoft.com/office/word/2010/wordprocessingShape" mc:Ignorable="w14 w15 w16se w16cid w16 w16cex w16sdtdh w16sdtfl w16du wp14">
+<w:numbering xmlns:wpc="http://schemas.microsoft.com/office/word/2010/wordprocessingCanvas" xmlns:cx="http://schemas.microsoft.com/office/drawing/2014/chartex" xmlns:mc="http://schemas.openxmlformats.org/markup-compatibility/2006" xmlns:o="urn:schemas-microsoft-com:office:office" xmlns:r="http://schemas.openxmlformats.org/officeDocument/2006/relationships" xmlns:m="http://schemas.openxmlformats.org/officeDocument/2006/math" xmlns:v="urn:schemas-microsoft-com:vml" xmlns:wp14="http://schemas.microsoft.com/office/word/2010/wordprocessingDrawing" xmlns:wp="http://schemas.openxmlformats.org/drawingml/2006/wordprocessingDrawing" xmlns:w10="urn:schemas-microsoft-com:office:word" xmlns:w="http://schemas.openxmlformats.org/wordprocessingml/2006/main" xmlns:w14="http://schemas.microsoft.com/office/word/2010/wordml" xmlns:w15="http://schemas.microsoft.com/office/word/2012/wordml" xmlns:w16se="http://schemas.microsoft.com/office/word/2015/wordml/symex" xmlns:wpg="http://schemas.microsoft.com/office/word/2010/wordprocessingGroup" xmlns:wpi="http://schemas.microsoft.com/office/word/2010/wordprocessingInk" xmlns:wne="http://schemas.microsoft.com/office/word/2006/wordml" xmlns:wps="http://schemas.microsoft.com/office/word/2010/wordprocessingShape" mc:Ignorable="w14 w15 w16se wp14">
   <w:abstractNum w:abstractNumId="0" w15:restartNumberingAfterBreak="0">
     <w:nsid w:val="28284014"/>
     <w:multiLevelType w:val="hybridMultilevel"/>
@@ -5621,6 +6076,155 @@
     </w:lvl>
   </w:abstractNum>
   <w:abstractNum w:abstractNumId="2" w15:restartNumberingAfterBreak="0">
+    <w:nsid w:val="3AC727A7"/>
+    <w:multiLevelType w:val="multilevel"/>
+    <w:tmpl w:val="D33ADC32"/>
+    <w:lvl w:ilvl="0">
+      <w:start w:val="1"/>
+      <w:numFmt w:val="bullet"/>
+      <w:lvlText w:val=""/>
+      <w:lvlJc w:val="left"/>
+      <w:pPr>
+        <w:tabs>
+          <w:tab w:val="num" w:pos="720"/>
+        </w:tabs>
+        <w:ind w:left="720" w:hanging="360"/>
+      </w:pPr>
+      <w:rPr>
+        <w:rFonts w:ascii="Symbol" w:hAnsi="Symbol" w:hint="default"/>
+        <w:sz w:val="20"/>
+      </w:rPr>
+    </w:lvl>
+    <w:lvl w:ilvl="1" w:tentative="1">
+      <w:start w:val="1"/>
+      <w:numFmt w:val="bullet"/>
+      <w:lvlText w:val="o"/>
+      <w:lvlJc w:val="left"/>
+      <w:pPr>
+        <w:tabs>
+          <w:tab w:val="num" w:pos="1440"/>
+        </w:tabs>
+        <w:ind w:left="1440" w:hanging="360"/>
+      </w:pPr>
+      <w:rPr>
+        <w:rFonts w:ascii="Courier New" w:hAnsi="Courier New" w:hint="default"/>
+        <w:sz w:val="20"/>
+      </w:rPr>
+    </w:lvl>
+    <w:lvl w:ilvl="2" w:tentative="1">
+      <w:start w:val="1"/>
+      <w:numFmt w:val="bullet"/>
+      <w:lvlText w:val=""/>
+      <w:lvlJc w:val="left"/>
+      <w:pPr>
+        <w:tabs>
+          <w:tab w:val="num" w:pos="2160"/>
+        </w:tabs>
+        <w:ind w:left="2160" w:hanging="360"/>
+      </w:pPr>
+      <w:rPr>
+        <w:rFonts w:ascii="Wingdings" w:hAnsi="Wingdings" w:hint="default"/>
+        <w:sz w:val="20"/>
+      </w:rPr>
+    </w:lvl>
+    <w:lvl w:ilvl="3" w:tentative="1">
+      <w:start w:val="1"/>
+      <w:numFmt w:val="bullet"/>
+      <w:lvlText w:val=""/>
+      <w:lvlJc w:val="left"/>
+      <w:pPr>
+        <w:tabs>
+          <w:tab w:val="num" w:pos="2880"/>
+        </w:tabs>
+        <w:ind w:left="2880" w:hanging="360"/>
+      </w:pPr>
+      <w:rPr>
+        <w:rFonts w:ascii="Wingdings" w:hAnsi="Wingdings" w:hint="default"/>
+        <w:sz w:val="20"/>
+      </w:rPr>
+    </w:lvl>
+    <w:lvl w:ilvl="4" w:tentative="1">
+      <w:start w:val="1"/>
+      <w:numFmt w:val="bullet"/>
+      <w:lvlText w:val=""/>
+      <w:lvlJc w:val="left"/>
+      <w:pPr>
+        <w:tabs>
+          <w:tab w:val="num" w:pos="3600"/>
+        </w:tabs>
+        <w:ind w:left="3600" w:hanging="360"/>
+      </w:pPr>
+      <w:rPr>
+        <w:rFonts w:ascii="Wingdings" w:hAnsi="Wingdings" w:hint="default"/>
+        <w:sz w:val="20"/>
+      </w:rPr>
+    </w:lvl>
+    <w:lvl w:ilvl="5" w:tentative="1">
+      <w:start w:val="1"/>
+      <w:numFmt w:val="bullet"/>
+      <w:lvlText w:val=""/>
+      <w:lvlJc w:val="left"/>
+      <w:pPr>
+        <w:tabs>
+          <w:tab w:val="num" w:pos="4320"/>
+        </w:tabs>
+        <w:ind w:left="4320" w:hanging="360"/>
+      </w:pPr>
+      <w:rPr>
+        <w:rFonts w:ascii="Wingdings" w:hAnsi="Wingdings" w:hint="default"/>
+        <w:sz w:val="20"/>
+      </w:rPr>
+    </w:lvl>
+    <w:lvl w:ilvl="6" w:tentative="1">
+      <w:start w:val="1"/>
+      <w:numFmt w:val="bullet"/>
+      <w:lvlText w:val=""/>
+      <w:lvlJc w:val="left"/>
+      <w:pPr>
+        <w:tabs>
+          <w:tab w:val="num" w:pos="5040"/>
+        </w:tabs>
+        <w:ind w:left="5040" w:hanging="360"/>
+      </w:pPr>
+      <w:rPr>
+        <w:rFonts w:ascii="Wingdings" w:hAnsi="Wingdings" w:hint="default"/>
+        <w:sz w:val="20"/>
+      </w:rPr>
+    </w:lvl>
+    <w:lvl w:ilvl="7" w:tentative="1">
+      <w:start w:val="1"/>
+      <w:numFmt w:val="bullet"/>
+      <w:lvlText w:val=""/>
+      <w:lvlJc w:val="left"/>
+      <w:pPr>
+        <w:tabs>
+          <w:tab w:val="num" w:pos="5760"/>
+        </w:tabs>
+        <w:ind w:left="5760" w:hanging="360"/>
+      </w:pPr>
+      <w:rPr>
+        <w:rFonts w:ascii="Wingdings" w:hAnsi="Wingdings" w:hint="default"/>
+        <w:sz w:val="20"/>
+      </w:rPr>
+    </w:lvl>
+    <w:lvl w:ilvl="8" w:tentative="1">
+      <w:start w:val="1"/>
+      <w:numFmt w:val="bullet"/>
+      <w:lvlText w:val=""/>
+      <w:lvlJc w:val="left"/>
+      <w:pPr>
+        <w:tabs>
+          <w:tab w:val="num" w:pos="6480"/>
+        </w:tabs>
+        <w:ind w:left="6480" w:hanging="360"/>
+      </w:pPr>
+      <w:rPr>
+        <w:rFonts w:ascii="Wingdings" w:hAnsi="Wingdings" w:hint="default"/>
+        <w:sz w:val="20"/>
+      </w:rPr>
+    </w:lvl>
+  </w:abstractNum>
+  <w:abstractNum w:abstractNumId="3" w15:restartNumberingAfterBreak="0">
     <w:nsid w:val="3B126BB2"/>
     <w:multiLevelType w:val="hybridMultilevel"/>
     <w:tmpl w:val="C4F69F68"/>
@@ -5706,7 +6310,7 @@
       </w:pPr>
     </w:lvl>
   </w:abstractNum>
-  <w:abstractNum w:abstractNumId="3" w15:restartNumberingAfterBreak="0">
+  <w:abstractNum w:abstractNumId="4" w15:restartNumberingAfterBreak="0">
     <w:nsid w:val="46783DB7"/>
     <w:multiLevelType w:val="hybridMultilevel"/>
     <w:tmpl w:val="C86A16A2"/>
@@ -5760,7 +6364,7 @@
       <w:lvlJc w:val="left"/>
     </w:lvl>
   </w:abstractNum>
-  <w:abstractNum w:abstractNumId="4" w15:restartNumberingAfterBreak="0">
+  <w:abstractNum w:abstractNumId="5" w15:restartNumberingAfterBreak="0">
     <w:nsid w:val="6B5914D9"/>
     <w:multiLevelType w:val="hybridMultilevel"/>
     <w:tmpl w:val="16FACC6A"/>
@@ -5817,7 +6421,7 @@
       <w:lvlJc w:val="left"/>
     </w:lvl>
   </w:abstractNum>
-  <w:abstractNum w:abstractNumId="5" w15:restartNumberingAfterBreak="0">
+  <w:abstractNum w:abstractNumId="6" w15:restartNumberingAfterBreak="0">
     <w:nsid w:val="72AC7FDD"/>
     <w:multiLevelType w:val="hybridMultilevel"/>
     <w:tmpl w:val="187A71DA"/>
@@ -5874,41 +6478,44 @@
       <w:lvlJc w:val="left"/>
     </w:lvl>
   </w:abstractNum>
-  <w:num w:numId="1" w16cid:durableId="1123764208">
-    <w:abstractNumId w:val="2"/>
-    <w:lvlOverride w:ilvl="0">
-      <w:startOverride w:val="1"/>
-    </w:lvlOverride>
-  </w:num>
-  <w:num w:numId="2" w16cid:durableId="839320435">
+  <w:num w:numId="1">
     <w:abstractNumId w:val="3"/>
     <w:lvlOverride w:ilvl="0">
       <w:startOverride w:val="1"/>
     </w:lvlOverride>
   </w:num>
-  <w:num w:numId="3" w16cid:durableId="1658923691">
+  <w:num w:numId="2">
+    <w:abstractNumId w:val="4"/>
+    <w:lvlOverride w:ilvl="0">
+      <w:startOverride w:val="1"/>
+    </w:lvlOverride>
+  </w:num>
+  <w:num w:numId="3">
     <w:abstractNumId w:val="0"/>
     <w:lvlOverride w:ilvl="0">
       <w:startOverride w:val="1"/>
     </w:lvlOverride>
   </w:num>
-  <w:num w:numId="4" w16cid:durableId="71859426">
-    <w:abstractNumId w:val="4"/>
-    <w:lvlOverride w:ilvl="0">
-      <w:startOverride w:val="1"/>
-    </w:lvlOverride>
-  </w:num>
-  <w:num w:numId="5" w16cid:durableId="988168795">
+  <w:num w:numId="4">
     <w:abstractNumId w:val="5"/>
     <w:lvlOverride w:ilvl="0">
       <w:startOverride w:val="1"/>
     </w:lvlOverride>
   </w:num>
+  <w:num w:numId="5">
+    <w:abstractNumId w:val="6"/>
+    <w:lvlOverride w:ilvl="0">
+      <w:startOverride w:val="1"/>
+    </w:lvlOverride>
+  </w:num>
+  <w:num w:numId="6">
+    <w:abstractNumId w:val="2"/>
+  </w:num>
 </w:numbering>
 </file>
 
 <file path=word/styles.xml><?xml version="1.0" encoding="utf-8"?>
-<w:styles xmlns:mc="http://schemas.openxmlformats.org/markup-compatibility/2006" xmlns:r="http://schemas.openxmlformats.org/officeDocument/2006/relationships" xmlns:w="http://schemas.openxmlformats.org/wordprocessingml/2006/main" xmlns:w14="http://schemas.microsoft.com/office/word/2010/wordml" xmlns:w15="http://schemas.microsoft.com/office/word/2012/wordml" xmlns:w16cex="http://schemas.microsoft.com/office/word/2018/wordml/cex" xmlns:w16cid="http://schemas.microsoft.com/office/word/2016/wordml/cid" xmlns:w16="http://schemas.microsoft.com/office/word/2018/wordml" xmlns:w16du="http://schemas.microsoft.com/office/word/2023/wordml/word16du" xmlns:w16sdtdh="http://schemas.microsoft.com/office/word/2020/wordml/sdtdatahash" xmlns:w16sdtfl="http://schemas.microsoft.com/office/word/2024/wordml/sdtformatlock" xmlns:w16se="http://schemas.microsoft.com/office/word/2015/wordml/symex" mc:Ignorable="w14 w15 w16se w16cid w16 w16cex w16sdtdh w16sdtfl w16du">
+<w:styles xmlns:mc="http://schemas.openxmlformats.org/markup-compatibility/2006" xmlns:r="http://schemas.openxmlformats.org/officeDocument/2006/relationships" xmlns:w="http://schemas.openxmlformats.org/wordprocessingml/2006/main" xmlns:w14="http://schemas.microsoft.com/office/word/2010/wordml" xmlns:w15="http://schemas.microsoft.com/office/word/2012/wordml" xmlns:w16se="http://schemas.microsoft.com/office/word/2015/wordml/symex" mc:Ignorable="w14 w15 w16se">
   <w:docDefaults>
     <w:rPrDefault>
       <w:rPr>
@@ -5920,7 +6527,7 @@
     </w:rPrDefault>
     <w:pPrDefault/>
   </w:docDefaults>
-  <w:latentStyles w:defLockedState="0" w:defUIPriority="99" w:defSemiHidden="0" w:defUnhideWhenUsed="0" w:defQFormat="0" w:count="376">
+  <w:latentStyles w:defLockedState="0" w:defUIPriority="99" w:defSemiHidden="0" w:defUnhideWhenUsed="0" w:defQFormat="0" w:count="371">
     <w:lsdException w:name="Normal" w:uiPriority="0" w:qFormat="1"/>
     <w:lsdException w:name="heading 1" w:uiPriority="9" w:qFormat="1"/>
     <w:lsdException w:name="heading 2" w:semiHidden="1" w:uiPriority="9" w:unhideWhenUsed="1" w:qFormat="1"/>
@@ -6292,11 +6899,6 @@
     <w:lsdException w:name="List Table 5 Dark Accent 6" w:uiPriority="50"/>
     <w:lsdException w:name="List Table 6 Colorful Accent 6" w:uiPriority="51"/>
     <w:lsdException w:name="List Table 7 Colorful Accent 6" w:uiPriority="52"/>
-    <w:lsdException w:name="Mention" w:semiHidden="1" w:unhideWhenUsed="1"/>
-    <w:lsdException w:name="Smart Hyperlink" w:semiHidden="1" w:unhideWhenUsed="1"/>
-    <w:lsdException w:name="Hashtag" w:semiHidden="1" w:unhideWhenUsed="1"/>
-    <w:lsdException w:name="Unresolved Mention" w:semiHidden="1" w:unhideWhenUsed="1"/>
-    <w:lsdException w:name="Smart Link" w:semiHidden="1" w:unhideWhenUsed="1"/>
   </w:latentStyles>
   <w:style w:type="paragraph" w:default="1" w:styleId="Normal">
     <w:name w:val="Normal"/>
@@ -6396,6 +6998,7 @@
   <w:style w:type="character" w:default="1" w:styleId="DefaultParagraphFont">
     <w:name w:val="Default Paragraph Font"/>
     <w:uiPriority w:val="1"/>
+    <w:semiHidden/>
     <w:unhideWhenUsed/>
   </w:style>
   <w:style w:type="table" w:default="1" w:styleId="TableNormal">
@@ -6509,6 +7112,41 @@
     <w:rPr>
       <w:sz w:val="20"/>
       <w:szCs w:val="20"/>
+    </w:rPr>
+  </w:style>
+  <w:style w:type="character" w:styleId="Strong">
+    <w:name w:val="Strong"/>
+    <w:basedOn w:val="DefaultParagraphFont"/>
+    <w:uiPriority w:val="22"/>
+    <w:qFormat/>
+    <w:rsid w:val="000B39E1"/>
+    <w:rPr>
+      <w:b/>
+      <w:bCs/>
+    </w:rPr>
+  </w:style>
+  <w:style w:type="character" w:styleId="HTMLCode">
+    <w:name w:val="HTML Code"/>
+    <w:basedOn w:val="DefaultParagraphFont"/>
+    <w:uiPriority w:val="99"/>
+    <w:semiHidden/>
+    <w:unhideWhenUsed/>
+    <w:rsid w:val="000B39E1"/>
+    <w:rPr>
+      <w:rFonts w:ascii="Courier New" w:eastAsia="Times New Roman" w:hAnsi="Courier New" w:cs="Courier New"/>
+      <w:sz w:val="20"/>
+      <w:szCs w:val="20"/>
+    </w:rPr>
+  </w:style>
+  <w:style w:type="character" w:styleId="Emphasis">
+    <w:name w:val="Emphasis"/>
+    <w:basedOn w:val="DefaultParagraphFont"/>
+    <w:uiPriority w:val="20"/>
+    <w:qFormat/>
+    <w:rsid w:val="000B39E1"/>
+    <w:rPr>
+      <w:i/>
+      <w:iCs/>
     </w:rPr>
   </w:style>
 </w:styles>
